--- a/14-发布运维与用户手册/软件发布说明(SRN).docx
+++ b/14-发布运维与用户手册/软件发布说明(SRN).docx
@@ -13,10 +13,10 @@
         <w:t xml:space="preserve">软件发布说明(SRN)</w:t>
       </w:r>
       <w:r>
-        <w:t xml:space="preserve"> V1.0</w:t>
+        <w:t xml:space="preserve"> V1.1</w:t>
       </w:r>
     </w:p>
-    <w:bookmarkStart w:id="16" w:name="软件发布说明srn---校务问答机器人"/>
+    <w:bookmarkStart w:id="18" w:name="软件发布说明srn---校务问答机器人"/>
     <w:p>
       <w:pPr>
         <w:pStyle w:val="Heading1"/>
@@ -132,7 +132,7 @@
               <w:pStyle w:val="Compact"/>
             </w:pPr>
             <w:r>
-              <w:t xml:space="preserve">SRA2026-SRN-V1.0</w:t>
+              <w:t xml:space="preserve">SRA2026-SRN-V1.1</w:t>
             </w:r>
           </w:p>
         </w:tc>
@@ -219,7 +219,7 @@
               <w:pStyle w:val="Compact"/>
             </w:pPr>
             <w:r>
-              <w:t xml:space="preserve">V1.0</w:t>
+              <w:t xml:space="preserve">V1.1</w:t>
             </w:r>
           </w:p>
         </w:tc>
@@ -246,7 +246,7 @@
               <w:pStyle w:val="Compact"/>
             </w:pPr>
             <w:r>
-              <w:t xml:space="preserve">2026-05-24</w:t>
+              <w:t xml:space="preserve">2026-05-26</w:t>
             </w:r>
           </w:p>
         </w:tc>
@@ -276,7 +276,7 @@
               <w:rPr>
                 <w:rFonts w:hint="eastAsia"/>
               </w:rPr>
-              <w:t xml:space="preserve">原型说明</w:t>
+              <w:t xml:space="preserve">角色补充</w:t>
             </w:r>
           </w:p>
         </w:tc>
@@ -303,7 +303,7 @@
               <w:pStyle w:val="Compact"/>
             </w:pPr>
             <w:r>
-              <w:t xml:space="preserve">SRA2026-REQ-PROTOTYPE-V1.0</w:t>
+              <w:t xml:space="preserve">SRA2026-REQ-PROTOTYPE-V1.1</w:t>
             </w:r>
           </w:p>
         </w:tc>
@@ -467,7 +467,7 @@
         <w:rPr>
           <w:rFonts w:hint="eastAsia"/>
         </w:rPr>
-        <w:t xml:space="preserve">形成课程原型说明，明确本地演示范围和基础交付物。</w:t>
+        <w:t xml:space="preserve">在原型说明基础上补充学生、教师、辅导员、管理员等角色边界。</w:t>
       </w:r>
     </w:p>
     <w:bookmarkEnd w:id="9"/>
@@ -648,6 +648,58 @@
                 <w:rFonts w:hint="eastAsia"/>
               </w:rPr>
               <w:t xml:space="preserve">形成课程原型说明，明确本地演示范围和基础交付物。</w:t>
+            </w:r>
+          </w:p>
+        </w:tc>
+      </w:tr>
+      <w:tr>
+        <w:tc>
+          <w:tcPr/>
+          <w:p>
+            <w:pPr>
+              <w:pStyle w:val="Compact"/>
+            </w:pPr>
+            <w:r>
+              <w:t xml:space="preserve">V1.1</w:t>
+            </w:r>
+          </w:p>
+        </w:tc>
+        <w:tc>
+          <w:tcPr/>
+          <w:p>
+            <w:pPr>
+              <w:pStyle w:val="Compact"/>
+            </w:pPr>
+            <w:r>
+              <w:t xml:space="preserve">2026-05-26</w:t>
+            </w:r>
+          </w:p>
+        </w:tc>
+        <w:tc>
+          <w:tcPr/>
+          <w:p>
+            <w:pPr>
+              <w:pStyle w:val="Compact"/>
+            </w:pPr>
+            <w:r>
+              <w:rPr>
+                <w:rFonts w:hint="eastAsia"/>
+              </w:rPr>
+              <w:t xml:space="preserve">角色补充</w:t>
+            </w:r>
+          </w:p>
+        </w:tc>
+        <w:tc>
+          <w:tcPr/>
+          <w:p>
+            <w:pPr>
+              <w:pStyle w:val="Compact"/>
+            </w:pPr>
+            <w:r>
+              <w:rPr>
+                <w:rFonts w:hint="eastAsia"/>
+              </w:rPr>
+              <w:t xml:space="preserve">在原型说明基础上补充学生、教师、辅导员、管理员等角色边界。</w:t>
             </w:r>
           </w:p>
         </w:tc>
@@ -1720,7 +1772,713 @@
       </w:tr>
     </w:tbl>
     <w:bookmarkEnd w:id="15"/>
+    <w:bookmarkStart w:id="16" w:name="用户角色与访问边界"/>
+    <w:p>
+      <w:pPr>
+        <w:pStyle w:val="Heading2"/>
+      </w:pPr>
+      <w:r>
+        <w:rPr>
+          <w:rFonts w:hint="eastAsia"/>
+        </w:rPr>
+        <w:t xml:space="preserve">用户角色与访问边界</w:t>
+      </w:r>
+    </w:p>
+    <w:tbl>
+      <w:tblPr>
+        <w:tblStyle w:val="Table"/>
+        <w:tblW w:type="auto" w:w="0"/>
+        <w:tblLook w:firstRow="1" w:lastRow="0" w:firstColumn="0" w:lastColumn="0" w:noHBand="0" w:noVBand="0" w:val="0020"/>
+      </w:tblPr>
+      <w:tblGrid>
+        <w:gridCol w:w="1980"/>
+        <w:gridCol w:w="1980"/>
+        <w:gridCol w:w="1980"/>
+        <w:gridCol w:w="1980"/>
+      </w:tblGrid>
+      <w:tr>
+        <w:trPr>
+          <w:tblHeader w:val="on"/>
+        </w:trPr>
+        <w:tc>
+          <w:tcPr/>
+          <w:p>
+            <w:pPr>
+              <w:pStyle w:val="Compact"/>
+            </w:pPr>
+            <w:r>
+              <w:rPr>
+                <w:rFonts w:hint="eastAsia"/>
+              </w:rPr>
+              <w:t xml:space="preserve">角色</w:t>
+            </w:r>
+          </w:p>
+        </w:tc>
+        <w:tc>
+          <w:tcPr/>
+          <w:p>
+            <w:pPr>
+              <w:pStyle w:val="Compact"/>
+            </w:pPr>
+            <w:r>
+              <w:t xml:space="preserve">V1.3 </w:t>
+            </w:r>
+            <w:r>
+              <w:rPr>
+                <w:rFonts w:hint="eastAsia"/>
+              </w:rPr>
+              <w:t xml:space="preserve">交付状态</w:t>
+            </w:r>
+          </w:p>
+        </w:tc>
+        <w:tc>
+          <w:tcPr/>
+          <w:p>
+            <w:pPr>
+              <w:pStyle w:val="Compact"/>
+            </w:pPr>
+            <w:r>
+              <w:rPr>
+                <w:rFonts w:hint="eastAsia"/>
+              </w:rPr>
+              <w:t xml:space="preserve">可演示能力</w:t>
+            </w:r>
+          </w:p>
+        </w:tc>
+        <w:tc>
+          <w:tcPr/>
+          <w:p>
+            <w:pPr>
+              <w:pStyle w:val="Compact"/>
+            </w:pPr>
+            <w:r>
+              <w:rPr>
+                <w:rFonts w:hint="eastAsia"/>
+              </w:rPr>
+              <w:t xml:space="preserve">限制说明</w:t>
+            </w:r>
+          </w:p>
+        </w:tc>
+      </w:tr>
+      <w:tr>
+        <w:tc>
+          <w:tcPr/>
+          <w:p>
+            <w:pPr>
+              <w:pStyle w:val="Compact"/>
+            </w:pPr>
+            <w:r>
+              <w:rPr>
+                <w:rFonts w:hint="eastAsia"/>
+              </w:rPr>
+              <w:t xml:space="preserve">学生</w:t>
+            </w:r>
+          </w:p>
+        </w:tc>
+        <w:tc>
+          <w:tcPr/>
+          <w:p>
+            <w:pPr>
+              <w:pStyle w:val="Compact"/>
+            </w:pPr>
+            <w:r>
+              <w:rPr>
+                <w:rFonts w:hint="eastAsia"/>
+              </w:rPr>
+              <w:t xml:space="preserve">可演示</w:t>
+            </w:r>
+          </w:p>
+        </w:tc>
+        <w:tc>
+          <w:tcPr/>
+          <w:p>
+            <w:pPr>
+              <w:pStyle w:val="Compact"/>
+            </w:pPr>
+            <w:r>
+              <w:rPr>
+                <w:rFonts w:hint="eastAsia"/>
+              </w:rPr>
+              <w:t xml:space="preserve">登录、课程查询、考试查询、成绩样例查询、办事流程查询、反馈</w:t>
+            </w:r>
+          </w:p>
+        </w:tc>
+        <w:tc>
+          <w:tcPr/>
+          <w:p>
+            <w:pPr>
+              <w:pStyle w:val="Compact"/>
+            </w:pPr>
+            <w:r>
+              <w:rPr>
+                <w:rFonts w:hint="eastAsia"/>
+              </w:rPr>
+              <w:t xml:space="preserve">使用模拟账号和种子数据，不读取真实教务数据</w:t>
+            </w:r>
+          </w:p>
+        </w:tc>
+      </w:tr>
+      <w:tr>
+        <w:tc>
+          <w:tcPr/>
+          <w:p>
+            <w:pPr>
+              <w:pStyle w:val="Compact"/>
+            </w:pPr>
+            <w:r>
+              <w:rPr>
+                <w:rFonts w:hint="eastAsia"/>
+              </w:rPr>
+              <w:t xml:space="preserve">教师</w:t>
+            </w:r>
+          </w:p>
+        </w:tc>
+        <w:tc>
+          <w:tcPr/>
+          <w:p>
+            <w:pPr>
+              <w:pStyle w:val="Compact"/>
+            </w:pPr>
+            <w:r>
+              <w:rPr>
+                <w:rFonts w:hint="eastAsia"/>
+              </w:rPr>
+              <w:t xml:space="preserve">可演示</w:t>
+            </w:r>
+          </w:p>
+        </w:tc>
+        <w:tc>
+          <w:tcPr/>
+          <w:p>
+            <w:pPr>
+              <w:pStyle w:val="Compact"/>
+            </w:pPr>
+            <w:r>
+              <w:rPr>
+                <w:rFonts w:hint="eastAsia"/>
+              </w:rPr>
+              <w:t xml:space="preserve">登录、课程/监考样例查询、知识条目建议、反馈</w:t>
+            </w:r>
+          </w:p>
+        </w:tc>
+        <w:tc>
+          <w:tcPr/>
+          <w:p>
+            <w:pPr>
+              <w:pStyle w:val="Compact"/>
+            </w:pPr>
+            <w:r>
+              <w:rPr>
+                <w:rFonts w:hint="eastAsia"/>
+              </w:rPr>
+              <w:t xml:space="preserve">教师端功能以查询与演示为主，不包含真实排课审批</w:t>
+            </w:r>
+          </w:p>
+        </w:tc>
+      </w:tr>
+      <w:tr>
+        <w:tc>
+          <w:tcPr/>
+          <w:p>
+            <w:pPr>
+              <w:pStyle w:val="Compact"/>
+            </w:pPr>
+            <w:r>
+              <w:rPr>
+                <w:rFonts w:hint="eastAsia"/>
+              </w:rPr>
+              <w:t xml:space="preserve">辅导员</w:t>
+            </w:r>
+          </w:p>
+        </w:tc>
+        <w:tc>
+          <w:tcPr/>
+          <w:p>
+            <w:pPr>
+              <w:pStyle w:val="Compact"/>
+            </w:pPr>
+            <w:r>
+              <w:rPr>
+                <w:rFonts w:hint="eastAsia"/>
+              </w:rPr>
+              <w:t xml:space="preserve">可演示</w:t>
+            </w:r>
+          </w:p>
+        </w:tc>
+        <w:tc>
+          <w:tcPr/>
+          <w:p>
+            <w:pPr>
+              <w:pStyle w:val="Compact"/>
+            </w:pPr>
+            <w:r>
+              <w:rPr>
+                <w:rFonts w:hint="eastAsia"/>
+              </w:rPr>
+              <w:t xml:space="preserve">学生事务政策查询、学业预警样例、未命中问题跟进</w:t>
+            </w:r>
+          </w:p>
+        </w:tc>
+        <w:tc>
+          <w:tcPr/>
+          <w:p>
+            <w:pPr>
+              <w:pStyle w:val="Compact"/>
+            </w:pPr>
+            <w:r>
+              <w:rPr>
+                <w:rFonts w:hint="eastAsia"/>
+              </w:rPr>
+              <w:t xml:space="preserve">学生名单和预警为脱敏样例</w:t>
+            </w:r>
+          </w:p>
+        </w:tc>
+      </w:tr>
+      <w:tr>
+        <w:tc>
+          <w:tcPr/>
+          <w:p>
+            <w:pPr>
+              <w:pStyle w:val="Compact"/>
+            </w:pPr>
+            <w:r>
+              <w:rPr>
+                <w:rFonts w:hint="eastAsia"/>
+              </w:rPr>
+              <w:t xml:space="preserve">管理员</w:t>
+            </w:r>
+          </w:p>
+        </w:tc>
+        <w:tc>
+          <w:tcPr/>
+          <w:p>
+            <w:pPr>
+              <w:pStyle w:val="Compact"/>
+            </w:pPr>
+            <w:r>
+              <w:rPr>
+                <w:rFonts w:hint="eastAsia"/>
+              </w:rPr>
+              <w:t xml:space="preserve">可演示</w:t>
+            </w:r>
+          </w:p>
+        </w:tc>
+        <w:tc>
+          <w:tcPr/>
+          <w:p>
+            <w:pPr>
+              <w:pStyle w:val="Compact"/>
+            </w:pPr>
+            <w:r>
+              <w:rPr>
+                <w:rFonts w:hint="eastAsia"/>
+              </w:rPr>
+              <w:t xml:space="preserve">知识库维护、未匹配问题处理、统计看板、账号种子数据管理</w:t>
+            </w:r>
+          </w:p>
+        </w:tc>
+        <w:tc>
+          <w:tcPr/>
+          <w:p>
+            <w:pPr>
+              <w:pStyle w:val="Compact"/>
+            </w:pPr>
+            <w:r>
+              <w:rPr>
+                <w:rFonts w:hint="eastAsia"/>
+              </w:rPr>
+              <w:t xml:space="preserve">管理后台仅用于课程演示，不作为正式运维后台</w:t>
+            </w:r>
+          </w:p>
+        </w:tc>
+      </w:tr>
+      <w:tr>
+        <w:tc>
+          <w:tcPr/>
+          <w:p>
+            <w:pPr>
+              <w:pStyle w:val="Compact"/>
+            </w:pPr>
+            <w:r>
+              <w:rPr>
+                <w:rFonts w:hint="eastAsia"/>
+              </w:rPr>
+              <w:t xml:space="preserve">家长</w:t>
+            </w:r>
+          </w:p>
+        </w:tc>
+        <w:tc>
+          <w:tcPr/>
+          <w:p>
+            <w:pPr>
+              <w:pStyle w:val="Compact"/>
+            </w:pPr>
+            <w:r>
+              <w:rPr>
+                <w:rFonts w:hint="eastAsia"/>
+              </w:rPr>
+              <w:t xml:space="preserve">延后/受限</w:t>
+            </w:r>
+          </w:p>
+        </w:tc>
+        <w:tc>
+          <w:tcPr/>
+          <w:p>
+            <w:pPr>
+              <w:pStyle w:val="Compact"/>
+            </w:pPr>
+            <w:r>
+              <w:rPr>
+                <w:rFonts w:hint="eastAsia"/>
+              </w:rPr>
+              <w:t xml:space="preserve">可查看公开说明和授权流程样例</w:t>
+            </w:r>
+          </w:p>
+        </w:tc>
+        <w:tc>
+          <w:tcPr/>
+          <w:p>
+            <w:pPr>
+              <w:pStyle w:val="Compact"/>
+            </w:pPr>
+            <w:r>
+              <w:t xml:space="preserve">V1.3 </w:t>
+            </w:r>
+            <w:r>
+              <w:rPr>
+                <w:rFonts w:hint="eastAsia"/>
+              </w:rPr>
+              <w:t xml:space="preserve">不提供真实家长绑定、真实成绩查询或缴费查询</w:t>
+            </w:r>
+          </w:p>
+        </w:tc>
+      </w:tr>
+      <w:tr>
+        <w:tc>
+          <w:tcPr/>
+          <w:p>
+            <w:pPr>
+              <w:pStyle w:val="Compact"/>
+            </w:pPr>
+            <w:r>
+              <w:rPr>
+                <w:rFonts w:hint="eastAsia"/>
+              </w:rPr>
+              <w:t xml:space="preserve">访客</w:t>
+            </w:r>
+          </w:p>
+        </w:tc>
+        <w:tc>
+          <w:tcPr/>
+          <w:p>
+            <w:pPr>
+              <w:pStyle w:val="Compact"/>
+            </w:pPr>
+            <w:r>
+              <w:rPr>
+                <w:rFonts w:hint="eastAsia"/>
+              </w:rPr>
+              <w:t xml:space="preserve">受限</w:t>
+            </w:r>
+          </w:p>
+        </w:tc>
+        <w:tc>
+          <w:tcPr/>
+          <w:p>
+            <w:pPr>
+              <w:pStyle w:val="Compact"/>
+            </w:pPr>
+            <w:r>
+              <w:rPr>
+                <w:rFonts w:hint="eastAsia"/>
+              </w:rPr>
+              <w:t xml:space="preserve">可查询公开校园介绍、公开办事说明和招生类样例知识</w:t>
+            </w:r>
+          </w:p>
+        </w:tc>
+        <w:tc>
+          <w:tcPr/>
+          <w:p>
+            <w:pPr>
+              <w:pStyle w:val="Compact"/>
+            </w:pPr>
+            <w:r>
+              <w:rPr>
+                <w:rFonts w:hint="eastAsia"/>
+              </w:rPr>
+              <w:t xml:space="preserve">不保存个人对话历史，不访问任何个人数据</w:t>
+            </w:r>
+          </w:p>
+        </w:tc>
+      </w:tr>
+    </w:tbl>
+    <w:p>
+      <w:pPr>
+        <w:pStyle w:val="BodyText"/>
+      </w:pPr>
+      <w:r>
+        <w:rPr>
+          <w:rFonts w:hint="eastAsia"/>
+        </w:rPr>
+        <w:t xml:space="preserve">角色权限以课程原型演示为准。发布范围以学生、教师、辅导员、管理员为主要演示角色。</w:t>
+      </w:r>
+    </w:p>
     <w:bookmarkEnd w:id="16"/>
+    <w:bookmarkStart w:id="17" w:name="Xb412760e25fb89c7f417db80745f30d4ebc86c9"/>
+    <w:p>
+      <w:pPr>
+        <w:pStyle w:val="Heading2"/>
+      </w:pPr>
+      <w:r>
+        <w:t xml:space="preserve">5. V1.1 </w:t>
+      </w:r>
+      <w:r>
+        <w:rPr>
+          <w:rFonts w:hint="eastAsia"/>
+        </w:rPr>
+        <w:t xml:space="preserve">角色补充说明</w:t>
+      </w:r>
+    </w:p>
+    <w:p>
+      <w:pPr>
+        <w:pStyle w:val="FirstParagraph"/>
+      </w:pPr>
+      <w:r>
+        <w:t xml:space="preserve">V1.1 </w:t>
+      </w:r>
+      <w:r>
+        <w:rPr>
+          <w:rFonts w:hint="eastAsia"/>
+        </w:rPr>
+        <w:t xml:space="preserve">对发布范围进行了角色化整理，修正“全体师生、家长、访客均完整可用”的表述。学生、教师、辅导员和管理员为主要验收角色；家长、访客只作为需求场景保留，不进入个人数据功能验收。</w:t>
+      </w:r>
+    </w:p>
+    <w:tbl>
+      <w:tblPr>
+        <w:tblStyle w:val="Table"/>
+        <w:tblW w:type="auto" w:w="0"/>
+        <w:tblLook w:firstRow="1" w:lastRow="0" w:firstColumn="0" w:lastColumn="0" w:noHBand="0" w:noVBand="0" w:val="0020"/>
+      </w:tblPr>
+      <w:tblGrid>
+        <w:gridCol w:w="3960"/>
+        <w:gridCol w:w="3960"/>
+      </w:tblGrid>
+      <w:tr>
+        <w:trPr>
+          <w:tblHeader w:val="on"/>
+        </w:trPr>
+        <w:tc>
+          <w:tcPr/>
+          <w:p>
+            <w:pPr>
+              <w:pStyle w:val="Compact"/>
+            </w:pPr>
+            <w:r>
+              <w:rPr>
+                <w:rFonts w:hint="eastAsia"/>
+              </w:rPr>
+              <w:t xml:space="preserve">角色</w:t>
+            </w:r>
+          </w:p>
+        </w:tc>
+        <w:tc>
+          <w:tcPr/>
+          <w:p>
+            <w:pPr>
+              <w:pStyle w:val="Compact"/>
+            </w:pPr>
+            <w:r>
+              <w:rPr>
+                <w:rFonts w:hint="eastAsia"/>
+              </w:rPr>
+              <w:t xml:space="preserve">发布说明中的处理</w:t>
+            </w:r>
+          </w:p>
+        </w:tc>
+      </w:tr>
+      <w:tr>
+        <w:tc>
+          <w:tcPr/>
+          <w:p>
+            <w:pPr>
+              <w:pStyle w:val="Compact"/>
+            </w:pPr>
+            <w:r>
+              <w:rPr>
+                <w:rFonts w:hint="eastAsia"/>
+              </w:rPr>
+              <w:t xml:space="preserve">学生</w:t>
+            </w:r>
+          </w:p>
+        </w:tc>
+        <w:tc>
+          <w:tcPr/>
+          <w:p>
+            <w:pPr>
+              <w:pStyle w:val="Compact"/>
+            </w:pPr>
+            <w:r>
+              <w:rPr>
+                <w:rFonts w:hint="eastAsia"/>
+              </w:rPr>
+              <w:t xml:space="preserve">纳入核心演示功能和验收</w:t>
+            </w:r>
+          </w:p>
+        </w:tc>
+      </w:tr>
+      <w:tr>
+        <w:tc>
+          <w:tcPr/>
+          <w:p>
+            <w:pPr>
+              <w:pStyle w:val="Compact"/>
+            </w:pPr>
+            <w:r>
+              <w:rPr>
+                <w:rFonts w:hint="eastAsia"/>
+              </w:rPr>
+              <w:t xml:space="preserve">教师</w:t>
+            </w:r>
+          </w:p>
+        </w:tc>
+        <w:tc>
+          <w:tcPr/>
+          <w:p>
+            <w:pPr>
+              <w:pStyle w:val="Compact"/>
+            </w:pPr>
+            <w:r>
+              <w:rPr>
+                <w:rFonts w:hint="eastAsia"/>
+              </w:rPr>
+              <w:t xml:space="preserve">纳入查询与知识建议演示</w:t>
+            </w:r>
+          </w:p>
+        </w:tc>
+      </w:tr>
+      <w:tr>
+        <w:tc>
+          <w:tcPr/>
+          <w:p>
+            <w:pPr>
+              <w:pStyle w:val="Compact"/>
+            </w:pPr>
+            <w:r>
+              <w:rPr>
+                <w:rFonts w:hint="eastAsia"/>
+              </w:rPr>
+              <w:t xml:space="preserve">辅导员</w:t>
+            </w:r>
+          </w:p>
+        </w:tc>
+        <w:tc>
+          <w:tcPr/>
+          <w:p>
+            <w:pPr>
+              <w:pStyle w:val="Compact"/>
+            </w:pPr>
+            <w:r>
+              <w:rPr>
+                <w:rFonts w:hint="eastAsia"/>
+              </w:rPr>
+              <w:t xml:space="preserve">纳入学生事务政策与样例预警演示</w:t>
+            </w:r>
+          </w:p>
+        </w:tc>
+      </w:tr>
+      <w:tr>
+        <w:tc>
+          <w:tcPr/>
+          <w:p>
+            <w:pPr>
+              <w:pStyle w:val="Compact"/>
+            </w:pPr>
+            <w:r>
+              <w:rPr>
+                <w:rFonts w:hint="eastAsia"/>
+              </w:rPr>
+              <w:t xml:space="preserve">管理员</w:t>
+            </w:r>
+          </w:p>
+        </w:tc>
+        <w:tc>
+          <w:tcPr/>
+          <w:p>
+            <w:pPr>
+              <w:pStyle w:val="Compact"/>
+            </w:pPr>
+            <w:r>
+              <w:rPr>
+                <w:rFonts w:hint="eastAsia"/>
+              </w:rPr>
+              <w:t xml:space="preserve">纳入知识库与统计看板演示</w:t>
+            </w:r>
+          </w:p>
+        </w:tc>
+      </w:tr>
+      <w:tr>
+        <w:tc>
+          <w:tcPr/>
+          <w:p>
+            <w:pPr>
+              <w:pStyle w:val="Compact"/>
+            </w:pPr>
+            <w:r>
+              <w:rPr>
+                <w:rFonts w:hint="eastAsia"/>
+              </w:rPr>
+              <w:t xml:space="preserve">家长</w:t>
+            </w:r>
+          </w:p>
+        </w:tc>
+        <w:tc>
+          <w:tcPr/>
+          <w:p>
+            <w:pPr>
+              <w:pStyle w:val="Compact"/>
+            </w:pPr>
+            <w:r>
+              <w:rPr>
+                <w:rFonts w:hint="eastAsia"/>
+              </w:rPr>
+              <w:t xml:space="preserve">标记为延后，保留授权流程设想</w:t>
+            </w:r>
+          </w:p>
+        </w:tc>
+      </w:tr>
+      <w:tr>
+        <w:tc>
+          <w:tcPr/>
+          <w:p>
+            <w:pPr>
+              <w:pStyle w:val="Compact"/>
+            </w:pPr>
+            <w:r>
+              <w:rPr>
+                <w:rFonts w:hint="eastAsia"/>
+              </w:rPr>
+              <w:t xml:space="preserve">访客</w:t>
+            </w:r>
+          </w:p>
+        </w:tc>
+        <w:tc>
+          <w:tcPr/>
+          <w:p>
+            <w:pPr>
+              <w:pStyle w:val="Compact"/>
+            </w:pPr>
+            <w:r>
+              <w:rPr>
+                <w:rFonts w:hint="eastAsia"/>
+              </w:rPr>
+              <w:t xml:space="preserve">标记为受限，仅公开知识查询</w:t>
+            </w:r>
+          </w:p>
+        </w:tc>
+      </w:tr>
+    </w:tbl>
+    <w:bookmarkEnd w:id="17"/>
+    <w:bookmarkEnd w:id="18"/>
     <w:sectPr>
       <w:footnotePr>
         <w:numRestart w:val="eachSect"/>

--- a/14-发布运维与用户手册/软件发布说明(SRN).docx
+++ b/14-发布运维与用户手册/软件发布说明(SRN).docx
@@ -13,10 +13,10 @@
         <w:t xml:space="preserve">软件发布说明(SRN)</w:t>
       </w:r>
       <w:r>
-        <w:t xml:space="preserve"> V1.1</w:t>
+        <w:t xml:space="preserve"> V1.2</w:t>
       </w:r>
     </w:p>
-    <w:bookmarkStart w:id="18" w:name="软件发布说明srn---校务问答机器人"/>
+    <w:bookmarkStart w:id="23" w:name="软件发布说明srn---校务问答机器人"/>
     <w:p>
       <w:pPr>
         <w:pStyle w:val="Heading1"/>
@@ -132,7 +132,7 @@
               <w:pStyle w:val="Compact"/>
             </w:pPr>
             <w:r>
-              <w:t xml:space="preserve">SRA2026-SRN-V1.1</w:t>
+              <w:t xml:space="preserve">SRA2026-SRN-V1.2</w:t>
             </w:r>
           </w:p>
         </w:tc>
@@ -219,7 +219,7 @@
               <w:pStyle w:val="Compact"/>
             </w:pPr>
             <w:r>
-              <w:t xml:space="preserve">V1.1</w:t>
+              <w:t xml:space="preserve">V1.2</w:t>
             </w:r>
           </w:p>
         </w:tc>
@@ -246,7 +246,7 @@
               <w:pStyle w:val="Compact"/>
             </w:pPr>
             <w:r>
-              <w:t xml:space="preserve">2026-05-26</w:t>
+              <w:t xml:space="preserve">2026-05-28</w:t>
             </w:r>
           </w:p>
         </w:tc>
@@ -276,7 +276,7 @@
               <w:rPr>
                 <w:rFonts w:hint="eastAsia"/>
               </w:rPr>
-              <w:t xml:space="preserve">角色补充</w:t>
+              <w:t xml:space="preserve">运维安全补充</w:t>
             </w:r>
           </w:p>
         </w:tc>
@@ -303,7 +303,7 @@
               <w:pStyle w:val="Compact"/>
             </w:pPr>
             <w:r>
-              <w:t xml:space="preserve">SRA2026-REQ-PROTOTYPE-V1.1</w:t>
+              <w:t xml:space="preserve">SRA2026-REQ-PROTOTYPE-V1.2</w:t>
             </w:r>
           </w:p>
         </w:tc>
@@ -467,7 +467,7 @@
         <w:rPr>
           <w:rFonts w:hint="eastAsia"/>
         </w:rPr>
-        <w:t xml:space="preserve">在原型说明基础上补充学生、教师、辅导员、管理员等角色边界。</w:t>
+        <w:t xml:space="preserve">补充运维、安全、备份、已知问题和受限能力说明。</w:t>
       </w:r>
     </w:p>
     <w:bookmarkEnd w:id="9"/>
@@ -704,6 +704,58 @@
           </w:p>
         </w:tc>
       </w:tr>
+      <w:tr>
+        <w:tc>
+          <w:tcPr/>
+          <w:p>
+            <w:pPr>
+              <w:pStyle w:val="Compact"/>
+            </w:pPr>
+            <w:r>
+              <w:t xml:space="preserve">V1.2</w:t>
+            </w:r>
+          </w:p>
+        </w:tc>
+        <w:tc>
+          <w:tcPr/>
+          <w:p>
+            <w:pPr>
+              <w:pStyle w:val="Compact"/>
+            </w:pPr>
+            <w:r>
+              <w:t xml:space="preserve">2026-05-28</w:t>
+            </w:r>
+          </w:p>
+        </w:tc>
+        <w:tc>
+          <w:tcPr/>
+          <w:p>
+            <w:pPr>
+              <w:pStyle w:val="Compact"/>
+            </w:pPr>
+            <w:r>
+              <w:rPr>
+                <w:rFonts w:hint="eastAsia"/>
+              </w:rPr>
+              <w:t xml:space="preserve">运维安全补充</w:t>
+            </w:r>
+          </w:p>
+        </w:tc>
+        <w:tc>
+          <w:tcPr/>
+          <w:p>
+            <w:pPr>
+              <w:pStyle w:val="Compact"/>
+            </w:pPr>
+            <w:r>
+              <w:rPr>
+                <w:rFonts w:hint="eastAsia"/>
+              </w:rPr>
+              <w:t xml:space="preserve">补充运维、安全、备份、已知问题和受限能力说明。</w:t>
+            </w:r>
+          </w:p>
+        </w:tc>
+      </w:tr>
     </w:tbl>
     <w:bookmarkEnd w:id="11"/>
     <w:bookmarkStart w:id="12" w:name="Xd5412f4bdfc59366c18dbeab8afec6fe6c85194"/>
@@ -2478,7 +2530,953 @@
       </w:tr>
     </w:tbl>
     <w:bookmarkEnd w:id="17"/>
+    <w:bookmarkStart w:id="21" w:name="运维安全与已知问题"/>
+    <w:p>
+      <w:pPr>
+        <w:pStyle w:val="Heading2"/>
+      </w:pPr>
+      <w:r>
+        <w:rPr>
+          <w:rFonts w:hint="eastAsia"/>
+        </w:rPr>
+        <w:t xml:space="preserve">运维、安全与已知问题</w:t>
+      </w:r>
+    </w:p>
+    <w:bookmarkStart w:id="18" w:name="运维边界"/>
+    <w:p>
+      <w:pPr>
+        <w:pStyle w:val="Heading3"/>
+      </w:pPr>
+      <w:r>
+        <w:rPr>
+          <w:rFonts w:hint="eastAsia"/>
+        </w:rPr>
+        <w:t xml:space="preserve">运维边界</w:t>
+      </w:r>
+    </w:p>
+    <w:p>
+      <w:pPr>
+        <w:pStyle w:val="FirstParagraph"/>
+      </w:pPr>
+      <w:r>
+        <w:rPr>
+          <w:rFonts w:hint="eastAsia"/>
+        </w:rPr>
+        <w:t xml:space="preserve">本交付支持本地或课堂评审环境运行，推荐一台开发机同时运行后端、用户前端和管理前端。数据库默认使用演示</w:t>
+      </w:r>
+      <w:r>
+        <w:t xml:space="preserve"> SQLite </w:t>
+      </w:r>
+      <w:r>
+        <w:rPr>
+          <w:rFonts w:hint="eastAsia"/>
+        </w:rPr>
+        <w:t xml:space="preserve">文件；如采用</w:t>
+      </w:r>
+      <w:r>
+        <w:t xml:space="preserve"> </w:t>
+      </w:r>
+      <w:r>
+        <w:rPr>
+          <w:rFonts w:hint="eastAsia"/>
+        </w:rPr>
+        <w:t xml:space="preserve">MySQL，仅作为兼容性验证，不代表正式生产部署。</w:t>
+      </w:r>
+    </w:p>
     <w:bookmarkEnd w:id="18"/>
+    <w:bookmarkStart w:id="19" w:name="安全要求"/>
+    <w:p>
+      <w:pPr>
+        <w:pStyle w:val="Heading3"/>
+      </w:pPr>
+      <w:r>
+        <w:rPr>
+          <w:rFonts w:hint="eastAsia"/>
+        </w:rPr>
+        <w:t xml:space="preserve">安全要求</w:t>
+      </w:r>
+    </w:p>
+    <w:tbl>
+      <w:tblPr>
+        <w:tblStyle w:val="Table"/>
+        <w:tblW w:type="auto" w:w="0"/>
+        <w:tblLook w:firstRow="1" w:lastRow="0" w:firstColumn="0" w:lastColumn="0" w:noHBand="0" w:noVBand="0" w:val="0020"/>
+      </w:tblPr>
+      <w:tblGrid>
+        <w:gridCol w:w="3960"/>
+        <w:gridCol w:w="3960"/>
+      </w:tblGrid>
+      <w:tr>
+        <w:trPr>
+          <w:tblHeader w:val="on"/>
+        </w:trPr>
+        <w:tc>
+          <w:tcPr/>
+          <w:p>
+            <w:pPr>
+              <w:pStyle w:val="Compact"/>
+            </w:pPr>
+            <w:r>
+              <w:rPr>
+                <w:rFonts w:hint="eastAsia"/>
+              </w:rPr>
+              <w:t xml:space="preserve">项目</w:t>
+            </w:r>
+          </w:p>
+        </w:tc>
+        <w:tc>
+          <w:tcPr/>
+          <w:p>
+            <w:pPr>
+              <w:pStyle w:val="Compact"/>
+            </w:pPr>
+            <w:r>
+              <w:rPr>
+                <w:rFonts w:hint="eastAsia"/>
+              </w:rPr>
+              <w:t xml:space="preserve">要求</w:t>
+            </w:r>
+          </w:p>
+        </w:tc>
+      </w:tr>
+      <w:tr>
+        <w:tc>
+          <w:tcPr/>
+          <w:p>
+            <w:pPr>
+              <w:pStyle w:val="Compact"/>
+            </w:pPr>
+            <w:r>
+              <w:rPr>
+                <w:rFonts w:hint="eastAsia"/>
+              </w:rPr>
+              <w:t xml:space="preserve">演示账号</w:t>
+            </w:r>
+          </w:p>
+        </w:tc>
+        <w:tc>
+          <w:tcPr/>
+          <w:p>
+            <w:pPr>
+              <w:pStyle w:val="Compact"/>
+            </w:pPr>
+            <w:r>
+              <w:rPr>
+                <w:rFonts w:hint="eastAsia"/>
+              </w:rPr>
+              <w:t xml:space="preserve">使用固定演示账号，评审后应删除或重置</w:t>
+            </w:r>
+          </w:p>
+        </w:tc>
+      </w:tr>
+      <w:tr>
+        <w:tc>
+          <w:tcPr/>
+          <w:p>
+            <w:pPr>
+              <w:pStyle w:val="Compact"/>
+            </w:pPr>
+            <w:r>
+              <w:rPr>
+                <w:rFonts w:hint="eastAsia"/>
+              </w:rPr>
+              <w:t xml:space="preserve">密钥配置</w:t>
+            </w:r>
+          </w:p>
+        </w:tc>
+        <w:tc>
+          <w:tcPr/>
+          <w:p>
+            <w:pPr>
+              <w:pStyle w:val="Compact"/>
+            </w:pPr>
+            <w:r>
+              <w:t xml:space="preserve">JWT </w:t>
+            </w:r>
+            <w:r>
+              <w:rPr>
+                <w:rFonts w:hint="eastAsia"/>
+              </w:rPr>
+              <w:t xml:space="preserve">密钥、数据库密码等不得写入公开仓库，演示环境使用</w:t>
+            </w:r>
+            <w:r>
+              <w:t xml:space="preserve"> .env </w:t>
+            </w:r>
+            <w:r>
+              <w:rPr>
+                <w:rFonts w:hint="eastAsia"/>
+              </w:rPr>
+              <w:t xml:space="preserve">或本地配置</w:t>
+            </w:r>
+          </w:p>
+        </w:tc>
+      </w:tr>
+      <w:tr>
+        <w:tc>
+          <w:tcPr/>
+          <w:p>
+            <w:pPr>
+              <w:pStyle w:val="Compact"/>
+            </w:pPr>
+            <w:r>
+              <w:rPr>
+                <w:rFonts w:hint="eastAsia"/>
+              </w:rPr>
+              <w:t xml:space="preserve">数据范围</w:t>
+            </w:r>
+          </w:p>
+        </w:tc>
+        <w:tc>
+          <w:tcPr/>
+          <w:p>
+            <w:pPr>
+              <w:pStyle w:val="Compact"/>
+            </w:pPr>
+            <w:r>
+              <w:rPr>
+                <w:rFonts w:hint="eastAsia"/>
+              </w:rPr>
+              <w:t xml:space="preserve">禁止导入真实身份证号、真实成绩、真实联系方式等敏感数据</w:t>
+            </w:r>
+          </w:p>
+        </w:tc>
+      </w:tr>
+      <w:tr>
+        <w:tc>
+          <w:tcPr/>
+          <w:p>
+            <w:pPr>
+              <w:pStyle w:val="Compact"/>
+            </w:pPr>
+            <w:r>
+              <w:rPr>
+                <w:rFonts w:hint="eastAsia"/>
+              </w:rPr>
+              <w:t xml:space="preserve">日志</w:t>
+            </w:r>
+          </w:p>
+        </w:tc>
+        <w:tc>
+          <w:tcPr/>
+          <w:p>
+            <w:pPr>
+              <w:pStyle w:val="Compact"/>
+            </w:pPr>
+            <w:r>
+              <w:rPr>
+                <w:rFonts w:hint="eastAsia"/>
+              </w:rPr>
+              <w:t xml:space="preserve">日志仅保留演示排错信息，避免记录密码、token</w:t>
+            </w:r>
+            <w:r>
+              <w:t xml:space="preserve"> </w:t>
+            </w:r>
+            <w:r>
+              <w:rPr>
+                <w:rFonts w:hint="eastAsia"/>
+              </w:rPr>
+              <w:t xml:space="preserve">和个人敏感字段</w:t>
+            </w:r>
+          </w:p>
+        </w:tc>
+      </w:tr>
+      <w:tr>
+        <w:tc>
+          <w:tcPr/>
+          <w:p>
+            <w:pPr>
+              <w:pStyle w:val="Compact"/>
+            </w:pPr>
+            <w:r>
+              <w:rPr>
+                <w:rFonts w:hint="eastAsia"/>
+              </w:rPr>
+              <w:t xml:space="preserve">访问控制</w:t>
+            </w:r>
+          </w:p>
+        </w:tc>
+        <w:tc>
+          <w:tcPr/>
+          <w:p>
+            <w:pPr>
+              <w:pStyle w:val="Compact"/>
+            </w:pPr>
+            <w:r>
+              <w:rPr>
+                <w:rFonts w:hint="eastAsia"/>
+              </w:rPr>
+              <w:t xml:space="preserve">管理后台仅限管理员演示账号使用，不向访客或家长开放</w:t>
+            </w:r>
+          </w:p>
+        </w:tc>
+      </w:tr>
+    </w:tbl>
+    <w:bookmarkEnd w:id="19"/>
+    <w:bookmarkStart w:id="20" w:name="已知问题"/>
+    <w:p>
+      <w:pPr>
+        <w:pStyle w:val="Heading3"/>
+      </w:pPr>
+      <w:r>
+        <w:rPr>
+          <w:rFonts w:hint="eastAsia"/>
+        </w:rPr>
+        <w:t xml:space="preserve">已知问题</w:t>
+      </w:r>
+    </w:p>
+    <w:tbl>
+      <w:tblPr>
+        <w:tblStyle w:val="Table"/>
+        <w:tblW w:type="auto" w:w="0"/>
+        <w:tblLook w:firstRow="1" w:lastRow="0" w:firstColumn="0" w:lastColumn="0" w:noHBand="0" w:noVBand="0" w:val="0020"/>
+      </w:tblPr>
+      <w:tblGrid>
+        <w:gridCol w:w="1980"/>
+        <w:gridCol w:w="1980"/>
+        <w:gridCol w:w="1980"/>
+        <w:gridCol w:w="1980"/>
+      </w:tblGrid>
+      <w:tr>
+        <w:trPr>
+          <w:tblHeader w:val="on"/>
+        </w:trPr>
+        <w:tc>
+          <w:tcPr/>
+          <w:p>
+            <w:pPr>
+              <w:pStyle w:val="Compact"/>
+            </w:pPr>
+            <w:r>
+              <w:rPr>
+                <w:rFonts w:hint="eastAsia"/>
+              </w:rPr>
+              <w:t xml:space="preserve">编号</w:t>
+            </w:r>
+          </w:p>
+        </w:tc>
+        <w:tc>
+          <w:tcPr/>
+          <w:p>
+            <w:pPr>
+              <w:pStyle w:val="Compact"/>
+            </w:pPr>
+            <w:r>
+              <w:rPr>
+                <w:rFonts w:hint="eastAsia"/>
+              </w:rPr>
+              <w:t xml:space="preserve">问题</w:t>
+            </w:r>
+          </w:p>
+        </w:tc>
+        <w:tc>
+          <w:tcPr/>
+          <w:p>
+            <w:pPr>
+              <w:pStyle w:val="Compact"/>
+            </w:pPr>
+            <w:r>
+              <w:rPr>
+                <w:rFonts w:hint="eastAsia"/>
+              </w:rPr>
+              <w:t xml:space="preserve">影响</w:t>
+            </w:r>
+          </w:p>
+        </w:tc>
+        <w:tc>
+          <w:tcPr/>
+          <w:p>
+            <w:pPr>
+              <w:pStyle w:val="Compact"/>
+            </w:pPr>
+            <w:r>
+              <w:t xml:space="preserve">V1.3 </w:t>
+            </w:r>
+            <w:r>
+              <w:rPr>
+                <w:rFonts w:hint="eastAsia"/>
+              </w:rPr>
+              <w:t xml:space="preserve">处理方式</w:t>
+            </w:r>
+          </w:p>
+        </w:tc>
+      </w:tr>
+      <w:tr>
+        <w:tc>
+          <w:tcPr/>
+          <w:p>
+            <w:pPr>
+              <w:pStyle w:val="Compact"/>
+            </w:pPr>
+            <w:r>
+              <w:t xml:space="preserve">KN-001</w:t>
+            </w:r>
+          </w:p>
+        </w:tc>
+        <w:tc>
+          <w:tcPr/>
+          <w:p>
+            <w:pPr>
+              <w:pStyle w:val="Compact"/>
+            </w:pPr>
+            <w:r>
+              <w:rPr>
+                <w:rFonts w:hint="eastAsia"/>
+              </w:rPr>
+              <w:t xml:space="preserve">意图识别以规则和关键词为主</w:t>
+            </w:r>
+          </w:p>
+        </w:tc>
+        <w:tc>
+          <w:tcPr/>
+          <w:p>
+            <w:pPr>
+              <w:pStyle w:val="Compact"/>
+            </w:pPr>
+            <w:r>
+              <w:rPr>
+                <w:rFonts w:hint="eastAsia"/>
+              </w:rPr>
+              <w:t xml:space="preserve">对复杂问法和多轮省略理解有限</w:t>
+            </w:r>
+          </w:p>
+        </w:tc>
+        <w:tc>
+          <w:tcPr/>
+          <w:p>
+            <w:pPr>
+              <w:pStyle w:val="Compact"/>
+            </w:pPr>
+            <w:r>
+              <w:rPr>
+                <w:rFonts w:hint="eastAsia"/>
+              </w:rPr>
+              <w:t xml:space="preserve">在用户手册中提示建议问法，保留反馈入口</w:t>
+            </w:r>
+          </w:p>
+        </w:tc>
+      </w:tr>
+      <w:tr>
+        <w:tc>
+          <w:tcPr/>
+          <w:p>
+            <w:pPr>
+              <w:pStyle w:val="Compact"/>
+            </w:pPr>
+            <w:r>
+              <w:t xml:space="preserve">KN-002</w:t>
+            </w:r>
+          </w:p>
+        </w:tc>
+        <w:tc>
+          <w:tcPr/>
+          <w:p>
+            <w:pPr>
+              <w:pStyle w:val="Compact"/>
+            </w:pPr>
+            <w:r>
+              <w:rPr>
+                <w:rFonts w:hint="eastAsia"/>
+              </w:rPr>
+              <w:t xml:space="preserve">查询数据为种子数据和模拟数据</w:t>
+            </w:r>
+          </w:p>
+        </w:tc>
+        <w:tc>
+          <w:tcPr/>
+          <w:p>
+            <w:pPr>
+              <w:pStyle w:val="Compact"/>
+            </w:pPr>
+            <w:r>
+              <w:rPr>
+                <w:rFonts w:hint="eastAsia"/>
+              </w:rPr>
+              <w:t xml:space="preserve">不能代表真实教务、OA</w:t>
+            </w:r>
+            <w:r>
+              <w:t xml:space="preserve"> </w:t>
+            </w:r>
+            <w:r>
+              <w:rPr>
+                <w:rFonts w:hint="eastAsia"/>
+              </w:rPr>
+              <w:t xml:space="preserve">或招生系统结果</w:t>
+            </w:r>
+          </w:p>
+        </w:tc>
+        <w:tc>
+          <w:tcPr/>
+          <w:p>
+            <w:pPr>
+              <w:pStyle w:val="Compact"/>
+            </w:pPr>
+            <w:r>
+              <w:rPr>
+                <w:rFonts w:hint="eastAsia"/>
+              </w:rPr>
+              <w:t xml:space="preserve">在所有正式文档中声明演示数据范围</w:t>
+            </w:r>
+          </w:p>
+        </w:tc>
+      </w:tr>
+      <w:tr>
+        <w:tc>
+          <w:tcPr/>
+          <w:p>
+            <w:pPr>
+              <w:pStyle w:val="Compact"/>
+            </w:pPr>
+            <w:r>
+              <w:t xml:space="preserve">KN-003</w:t>
+            </w:r>
+          </w:p>
+        </w:tc>
+        <w:tc>
+          <w:tcPr/>
+          <w:p>
+            <w:pPr>
+              <w:pStyle w:val="Compact"/>
+            </w:pPr>
+            <w:r>
+              <w:rPr>
+                <w:rFonts w:hint="eastAsia"/>
+              </w:rPr>
+              <w:t xml:space="preserve">家长和访客能力未接入真实认证</w:t>
+            </w:r>
+          </w:p>
+        </w:tc>
+        <w:tc>
+          <w:tcPr/>
+          <w:p>
+            <w:pPr>
+              <w:pStyle w:val="Compact"/>
+            </w:pPr>
+            <w:r>
+              <w:rPr>
+                <w:rFonts w:hint="eastAsia"/>
+              </w:rPr>
+              <w:t xml:space="preserve">无法完成真实家长授权或访客个性化服务</w:t>
+            </w:r>
+          </w:p>
+        </w:tc>
+        <w:tc>
+          <w:tcPr/>
+          <w:p>
+            <w:pPr>
+              <w:pStyle w:val="Compact"/>
+            </w:pPr>
+            <w:r>
+              <w:rPr>
+                <w:rFonts w:hint="eastAsia"/>
+              </w:rPr>
+              <w:t xml:space="preserve">标记为延后/受限，不纳入</w:t>
+            </w:r>
+            <w:r>
+              <w:t xml:space="preserve"> V1.3 </w:t>
+            </w:r>
+            <w:r>
+              <w:rPr>
+                <w:rFonts w:hint="eastAsia"/>
+              </w:rPr>
+              <w:t xml:space="preserve">验收</w:t>
+            </w:r>
+          </w:p>
+        </w:tc>
+      </w:tr>
+      <w:tr>
+        <w:tc>
+          <w:tcPr/>
+          <w:p>
+            <w:pPr>
+              <w:pStyle w:val="Compact"/>
+            </w:pPr>
+            <w:r>
+              <w:t xml:space="preserve">KN-004</w:t>
+            </w:r>
+          </w:p>
+        </w:tc>
+        <w:tc>
+          <w:tcPr/>
+          <w:p>
+            <w:pPr>
+              <w:pStyle w:val="Compact"/>
+            </w:pPr>
+            <w:r>
+              <w:rPr>
+                <w:rFonts w:hint="eastAsia"/>
+              </w:rPr>
+              <w:t xml:space="preserve">当前未配置生产级监控告警</w:t>
+            </w:r>
+          </w:p>
+        </w:tc>
+        <w:tc>
+          <w:tcPr/>
+          <w:p>
+            <w:pPr>
+              <w:pStyle w:val="Compact"/>
+            </w:pPr>
+            <w:r>
+              <w:rPr>
+                <w:rFonts w:hint="eastAsia"/>
+              </w:rPr>
+              <w:t xml:space="preserve">无法满足正式运维</w:t>
+            </w:r>
+            <w:r>
+              <w:t xml:space="preserve"> SLA</w:t>
+            </w:r>
+          </w:p>
+        </w:tc>
+        <w:tc>
+          <w:tcPr/>
+          <w:p>
+            <w:pPr>
+              <w:pStyle w:val="Compact"/>
+            </w:pPr>
+            <w:r>
+              <w:rPr>
+                <w:rFonts w:hint="eastAsia"/>
+              </w:rPr>
+              <w:t xml:space="preserve">仅提供课堂演示级健康检查和日志排查流程</w:t>
+            </w:r>
+          </w:p>
+        </w:tc>
+      </w:tr>
+      <w:tr>
+        <w:tc>
+          <w:tcPr/>
+          <w:p>
+            <w:pPr>
+              <w:pStyle w:val="Compact"/>
+            </w:pPr>
+            <w:r>
+              <w:t xml:space="preserve">KN-005</w:t>
+            </w:r>
+          </w:p>
+        </w:tc>
+        <w:tc>
+          <w:tcPr/>
+          <w:p>
+            <w:pPr>
+              <w:pStyle w:val="Compact"/>
+            </w:pPr>
+            <w:r>
+              <w:rPr>
+                <w:rFonts w:hint="eastAsia"/>
+              </w:rPr>
+              <w:t xml:space="preserve">文档中的外部域名为占位</w:t>
+            </w:r>
+          </w:p>
+        </w:tc>
+        <w:tc>
+          <w:tcPr/>
+          <w:p>
+            <w:pPr>
+              <w:pStyle w:val="Compact"/>
+            </w:pPr>
+            <w:r>
+              <w:rPr>
+                <w:rFonts w:hint="eastAsia"/>
+              </w:rPr>
+              <w:t xml:space="preserve">无法直接作为正式入口访问</w:t>
+            </w:r>
+          </w:p>
+        </w:tc>
+        <w:tc>
+          <w:tcPr/>
+          <w:p>
+            <w:pPr>
+              <w:pStyle w:val="Compact"/>
+            </w:pPr>
+            <w:r>
+              <w:rPr>
+                <w:rFonts w:hint="eastAsia"/>
+              </w:rPr>
+              <w:t xml:space="preserve">安装和部署文档统一改为本地地址或占位说明</w:t>
+            </w:r>
+          </w:p>
+        </w:tc>
+      </w:tr>
+    </w:tbl>
+    <w:p>
+      <w:pPr>
+        <w:pStyle w:val="BodyText"/>
+      </w:pPr>
+      <w:r>
+        <w:rPr>
+          <w:rFonts w:hint="eastAsia"/>
+        </w:rPr>
+        <w:t xml:space="preserve">软件发布说明</w:t>
+      </w:r>
+      <w:r>
+        <w:t xml:space="preserve"> </w:t>
+      </w:r>
+      <w:r>
+        <w:rPr>
+          <w:rFonts w:hint="eastAsia"/>
+        </w:rPr>
+        <w:t xml:space="preserve">已按上述边界描述，不包含生产上线承诺。</w:t>
+      </w:r>
+    </w:p>
+    <w:bookmarkEnd w:id="20"/>
+    <w:bookmarkEnd w:id="21"/>
+    <w:bookmarkStart w:id="22" w:name="X146773b152a9839f09ef9db77b68e26d95de976"/>
+    <w:p>
+      <w:pPr>
+        <w:pStyle w:val="Heading2"/>
+      </w:pPr>
+      <w:r>
+        <w:t xml:space="preserve">6. V1.2 </w:t>
+      </w:r>
+      <w:r>
+        <w:rPr>
+          <w:rFonts w:hint="eastAsia"/>
+        </w:rPr>
+        <w:t xml:space="preserve">发布风险与回滚</w:t>
+      </w:r>
+    </w:p>
+    <w:tbl>
+      <w:tblPr>
+        <w:tblStyle w:val="Table"/>
+        <w:tblW w:type="auto" w:w="0"/>
+        <w:tblLook w:firstRow="1" w:lastRow="0" w:firstColumn="0" w:lastColumn="0" w:noHBand="0" w:noVBand="0" w:val="0020"/>
+      </w:tblPr>
+      <w:tblGrid>
+        <w:gridCol w:w="3960"/>
+        <w:gridCol w:w="3960"/>
+      </w:tblGrid>
+      <w:tr>
+        <w:trPr>
+          <w:tblHeader w:val="on"/>
+        </w:trPr>
+        <w:tc>
+          <w:tcPr/>
+          <w:p>
+            <w:pPr>
+              <w:pStyle w:val="Compact"/>
+            </w:pPr>
+            <w:r>
+              <w:rPr>
+                <w:rFonts w:hint="eastAsia"/>
+              </w:rPr>
+              <w:t xml:space="preserve">场景</w:t>
+            </w:r>
+          </w:p>
+        </w:tc>
+        <w:tc>
+          <w:tcPr/>
+          <w:p>
+            <w:pPr>
+              <w:pStyle w:val="Compact"/>
+            </w:pPr>
+            <w:r>
+              <w:rPr>
+                <w:rFonts w:hint="eastAsia"/>
+              </w:rPr>
+              <w:t xml:space="preserve">处理方式</w:t>
+            </w:r>
+          </w:p>
+        </w:tc>
+      </w:tr>
+      <w:tr>
+        <w:tc>
+          <w:tcPr/>
+          <w:p>
+            <w:pPr>
+              <w:pStyle w:val="Compact"/>
+            </w:pPr>
+            <w:r>
+              <w:rPr>
+                <w:rFonts w:hint="eastAsia"/>
+              </w:rPr>
+              <w:t xml:space="preserve">后端启动失败</w:t>
+            </w:r>
+          </w:p>
+        </w:tc>
+        <w:tc>
+          <w:tcPr/>
+          <w:p>
+            <w:pPr>
+              <w:pStyle w:val="Compact"/>
+            </w:pPr>
+            <w:r>
+              <w:rPr>
+                <w:rFonts w:hint="eastAsia"/>
+              </w:rPr>
+              <w:t xml:space="preserve">检查</w:t>
+            </w:r>
+            <w:r>
+              <w:t xml:space="preserve"> Python </w:t>
+            </w:r>
+            <w:r>
+              <w:rPr>
+                <w:rFonts w:hint="eastAsia"/>
+              </w:rPr>
+              <w:t xml:space="preserve">版本、依赖安装和端口占用</w:t>
+            </w:r>
+          </w:p>
+        </w:tc>
+      </w:tr>
+      <w:tr>
+        <w:tc>
+          <w:tcPr/>
+          <w:p>
+            <w:pPr>
+              <w:pStyle w:val="Compact"/>
+            </w:pPr>
+            <w:r>
+              <w:rPr>
+                <w:rFonts w:hint="eastAsia"/>
+              </w:rPr>
+              <w:t xml:space="preserve">前端页面空白</w:t>
+            </w:r>
+          </w:p>
+        </w:tc>
+        <w:tc>
+          <w:tcPr/>
+          <w:p>
+            <w:pPr>
+              <w:pStyle w:val="Compact"/>
+            </w:pPr>
+            <w:r>
+              <w:rPr>
+                <w:rFonts w:hint="eastAsia"/>
+              </w:rPr>
+              <w:t xml:space="preserve">检查</w:t>
+            </w:r>
+            <w:r>
+              <w:t xml:space="preserve"> Node.js </w:t>
+            </w:r>
+            <w:r>
+              <w:rPr>
+                <w:rFonts w:hint="eastAsia"/>
+              </w:rPr>
+              <w:t xml:space="preserve">版本、依赖安装和</w:t>
+            </w:r>
+            <w:r>
+              <w:t xml:space="preserve"> API </w:t>
+            </w:r>
+            <w:r>
+              <w:rPr>
+                <w:rFonts w:hint="eastAsia"/>
+              </w:rPr>
+              <w:t xml:space="preserve">地址配置</w:t>
+            </w:r>
+          </w:p>
+        </w:tc>
+      </w:tr>
+      <w:tr>
+        <w:tc>
+          <w:tcPr/>
+          <w:p>
+            <w:pPr>
+              <w:pStyle w:val="Compact"/>
+            </w:pPr>
+            <w:r>
+              <w:rPr>
+                <w:rFonts w:hint="eastAsia"/>
+              </w:rPr>
+              <w:t xml:space="preserve">数据库异常</w:t>
+            </w:r>
+          </w:p>
+        </w:tc>
+        <w:tc>
+          <w:tcPr/>
+          <w:p>
+            <w:pPr>
+              <w:pStyle w:val="Compact"/>
+            </w:pPr>
+            <w:r>
+              <w:rPr>
+                <w:rFonts w:hint="eastAsia"/>
+              </w:rPr>
+              <w:t xml:space="preserve">删除演示</w:t>
+            </w:r>
+            <w:r>
+              <w:t xml:space="preserve"> SQLite </w:t>
+            </w:r>
+            <w:r>
+              <w:rPr>
+                <w:rFonts w:hint="eastAsia"/>
+              </w:rPr>
+              <w:t xml:space="preserve">文件后重新执行初始化脚本</w:t>
+            </w:r>
+          </w:p>
+        </w:tc>
+      </w:tr>
+      <w:tr>
+        <w:tc>
+          <w:tcPr/>
+          <w:p>
+            <w:pPr>
+              <w:pStyle w:val="Compact"/>
+            </w:pPr>
+            <w:r>
+              <w:rPr>
+                <w:rFonts w:hint="eastAsia"/>
+              </w:rPr>
+              <w:t xml:space="preserve">问答结果不准确</w:t>
+            </w:r>
+          </w:p>
+        </w:tc>
+        <w:tc>
+          <w:tcPr/>
+          <w:p>
+            <w:pPr>
+              <w:pStyle w:val="Compact"/>
+            </w:pPr>
+            <w:r>
+              <w:rPr>
+                <w:rFonts w:hint="eastAsia"/>
+              </w:rPr>
+              <w:t xml:space="preserve">记录为未命中问题，更新知识条目或关键词</w:t>
+            </w:r>
+          </w:p>
+        </w:tc>
+      </w:tr>
+      <w:tr>
+        <w:tc>
+          <w:tcPr/>
+          <w:p>
+            <w:pPr>
+              <w:pStyle w:val="Compact"/>
+            </w:pPr>
+            <w:r>
+              <w:rPr>
+                <w:rFonts w:hint="eastAsia"/>
+              </w:rPr>
+              <w:t xml:space="preserve">管理员误改知识</w:t>
+            </w:r>
+          </w:p>
+        </w:tc>
+        <w:tc>
+          <w:tcPr/>
+          <w:p>
+            <w:pPr>
+              <w:pStyle w:val="Compact"/>
+            </w:pPr>
+            <w:r>
+              <w:rPr>
+                <w:rFonts w:hint="eastAsia"/>
+              </w:rPr>
+              <w:t xml:space="preserve">使用版本历史或种子数据恢复</w:t>
+            </w:r>
+          </w:p>
+        </w:tc>
+      </w:tr>
+    </w:tbl>
+    <w:p>
+      <w:pPr>
+        <w:pStyle w:val="BodyText"/>
+      </w:pPr>
+      <w:r>
+        <w:rPr>
+          <w:rFonts w:hint="eastAsia"/>
+        </w:rPr>
+        <w:t xml:space="preserve">回滚仅指课程演示环境恢复到上一份交付包或重新初始化种子数据，不涉及生产流量切换。</w:t>
+      </w:r>
+    </w:p>
+    <w:bookmarkEnd w:id="22"/>
+    <w:bookmarkEnd w:id="23"/>
     <w:sectPr>
       <w:footnotePr>
         <w:numRestart w:val="eachSect"/>

--- a/14-发布运维与用户手册/软件发布说明(SRN).docx
+++ b/14-发布运维与用户手册/软件发布说明(SRN).docx
@@ -13,10 +13,10 @@
         <w:t xml:space="preserve">软件发布说明(SRN)</w:t>
       </w:r>
       <w:r>
-        <w:t xml:space="preserve"> V1.2</w:t>
+        <w:t xml:space="preserve"> V1.3</w:t>
       </w:r>
     </w:p>
-    <w:bookmarkStart w:id="23" w:name="软件发布说明srn---校务问答机器人"/>
+    <w:bookmarkStart w:id="26" w:name="软件发布说明srn---校务问答机器人"/>
     <w:p>
       <w:pPr>
         <w:pStyle w:val="Heading1"/>
@@ -132,7 +132,7 @@
               <w:pStyle w:val="Compact"/>
             </w:pPr>
             <w:r>
-              <w:t xml:space="preserve">SRA2026-SRN-V1.2</w:t>
+              <w:t xml:space="preserve">SRA2026-SRN-V1.3</w:t>
             </w:r>
           </w:p>
         </w:tc>
@@ -219,7 +219,7 @@
               <w:pStyle w:val="Compact"/>
             </w:pPr>
             <w:r>
-              <w:t xml:space="preserve">V1.2</w:t>
+              <w:t xml:space="preserve">V1.3</w:t>
             </w:r>
           </w:p>
         </w:tc>
@@ -246,7 +246,7 @@
               <w:pStyle w:val="Compact"/>
             </w:pPr>
             <w:r>
-              <w:t xml:space="preserve">2026-05-28</w:t>
+              <w:t xml:space="preserve">2026-05-30</w:t>
             </w:r>
           </w:p>
         </w:tc>
@@ -276,7 +276,7 @@
               <w:rPr>
                 <w:rFonts w:hint="eastAsia"/>
               </w:rPr>
-              <w:t xml:space="preserve">运维安全补充</w:t>
+              <w:t xml:space="preserve">最终交付</w:t>
             </w:r>
           </w:p>
         </w:tc>
@@ -303,7 +303,7 @@
               <w:pStyle w:val="Compact"/>
             </w:pPr>
             <w:r>
-              <w:t xml:space="preserve">SRA2026-REQ-PROTOTYPE-V1.2</w:t>
+              <w:t xml:space="preserve">SRA2026-REQ-PROTOTYPE-V1.3</w:t>
             </w:r>
           </w:p>
         </w:tc>
@@ -467,7 +467,7 @@
         <w:rPr>
           <w:rFonts w:hint="eastAsia"/>
         </w:rPr>
-        <w:t xml:space="preserve">补充运维、安全、备份、已知问题和受限能力说明。</w:t>
+        <w:t xml:space="preserve">形成课程需求工程最终交付副本，固化验收、限制和移交说明。</w:t>
       </w:r>
     </w:p>
     <w:bookmarkEnd w:id="9"/>
@@ -756,6 +756,58 @@
           </w:p>
         </w:tc>
       </w:tr>
+      <w:tr>
+        <w:tc>
+          <w:tcPr/>
+          <w:p>
+            <w:pPr>
+              <w:pStyle w:val="Compact"/>
+            </w:pPr>
+            <w:r>
+              <w:t xml:space="preserve">V1.3</w:t>
+            </w:r>
+          </w:p>
+        </w:tc>
+        <w:tc>
+          <w:tcPr/>
+          <w:p>
+            <w:pPr>
+              <w:pStyle w:val="Compact"/>
+            </w:pPr>
+            <w:r>
+              <w:t xml:space="preserve">2026-05-30</w:t>
+            </w:r>
+          </w:p>
+        </w:tc>
+        <w:tc>
+          <w:tcPr/>
+          <w:p>
+            <w:pPr>
+              <w:pStyle w:val="Compact"/>
+            </w:pPr>
+            <w:r>
+              <w:rPr>
+                <w:rFonts w:hint="eastAsia"/>
+              </w:rPr>
+              <w:t xml:space="preserve">最终交付</w:t>
+            </w:r>
+          </w:p>
+        </w:tc>
+        <w:tc>
+          <w:tcPr/>
+          <w:p>
+            <w:pPr>
+              <w:pStyle w:val="Compact"/>
+            </w:pPr>
+            <w:r>
+              <w:rPr>
+                <w:rFonts w:hint="eastAsia"/>
+              </w:rPr>
+              <w:t xml:space="preserve">形成课程需求工程最终交付副本，固化验收、限制和移交说明。</w:t>
+            </w:r>
+          </w:p>
+        </w:tc>
+      </w:tr>
     </w:tbl>
     <w:bookmarkEnd w:id="11"/>
     <w:bookmarkStart w:id="12" w:name="Xd5412f4bdfc59366c18dbeab8afec6fe6c85194"/>
@@ -3476,7 +3528,625 @@
       </w:r>
     </w:p>
     <w:bookmarkEnd w:id="22"/>
+    <w:bookmarkStart w:id="23" w:name="X37fd876826ff632124d206e60da49976196d273"/>
+    <w:p>
+      <w:pPr>
+        <w:pStyle w:val="Heading2"/>
+      </w:pPr>
+      <w:r>
+        <w:t xml:space="preserve">7. V1.3 </w:t>
+      </w:r>
+      <w:r>
+        <w:rPr>
+          <w:rFonts w:hint="eastAsia"/>
+        </w:rPr>
+        <w:t xml:space="preserve">最终发布内容</w:t>
+      </w:r>
+    </w:p>
+    <w:tbl>
+      <w:tblPr>
+        <w:tblStyle w:val="Table"/>
+        <w:tblW w:type="auto" w:w="0"/>
+        <w:tblLook w:firstRow="1" w:lastRow="0" w:firstColumn="0" w:lastColumn="0" w:noHBand="0" w:noVBand="0" w:val="0020"/>
+      </w:tblPr>
+      <w:tblGrid>
+        <w:gridCol w:w="3960"/>
+        <w:gridCol w:w="3960"/>
+      </w:tblGrid>
+      <w:tr>
+        <w:trPr>
+          <w:tblHeader w:val="on"/>
+        </w:trPr>
+        <w:tc>
+          <w:tcPr/>
+          <w:p>
+            <w:pPr>
+              <w:pStyle w:val="Compact"/>
+            </w:pPr>
+            <w:r>
+              <w:rPr>
+                <w:rFonts w:hint="eastAsia"/>
+              </w:rPr>
+              <w:t xml:space="preserve">模块</w:t>
+            </w:r>
+          </w:p>
+        </w:tc>
+        <w:tc>
+          <w:tcPr/>
+          <w:p>
+            <w:pPr>
+              <w:pStyle w:val="Compact"/>
+            </w:pPr>
+            <w:r>
+              <w:rPr>
+                <w:rFonts w:hint="eastAsia"/>
+              </w:rPr>
+              <w:t xml:space="preserve">最终交付状态</w:t>
+            </w:r>
+          </w:p>
+        </w:tc>
+      </w:tr>
+      <w:tr>
+        <w:tc>
+          <w:tcPr/>
+          <w:p>
+            <w:pPr>
+              <w:pStyle w:val="Compact"/>
+            </w:pPr>
+            <w:r>
+              <w:rPr>
+                <w:rFonts w:hint="eastAsia"/>
+              </w:rPr>
+              <w:t xml:space="preserve">用户问答</w:t>
+            </w:r>
+          </w:p>
+        </w:tc>
+        <w:tc>
+          <w:tcPr/>
+          <w:p>
+            <w:pPr>
+              <w:pStyle w:val="Compact"/>
+            </w:pPr>
+            <w:r>
+              <w:rPr>
+                <w:rFonts w:hint="eastAsia"/>
+              </w:rPr>
+              <w:t xml:space="preserve">支持演示账号登录、样例问答、反馈、历史样例</w:t>
+            </w:r>
+          </w:p>
+        </w:tc>
+      </w:tr>
+      <w:tr>
+        <w:tc>
+          <w:tcPr/>
+          <w:p>
+            <w:pPr>
+              <w:pStyle w:val="Compact"/>
+            </w:pPr>
+            <w:r>
+              <w:rPr>
+                <w:rFonts w:hint="eastAsia"/>
+              </w:rPr>
+              <w:t xml:space="preserve">管理后台</w:t>
+            </w:r>
+          </w:p>
+        </w:tc>
+        <w:tc>
+          <w:tcPr/>
+          <w:p>
+            <w:pPr>
+              <w:pStyle w:val="Compact"/>
+            </w:pPr>
+            <w:r>
+              <w:rPr>
+                <w:rFonts w:hint="eastAsia"/>
+              </w:rPr>
+              <w:t xml:space="preserve">支持知识库样例维护、未命中处理、统计样例查看</w:t>
+            </w:r>
+          </w:p>
+        </w:tc>
+      </w:tr>
+      <w:tr>
+        <w:tc>
+          <w:tcPr/>
+          <w:p>
+            <w:pPr>
+              <w:pStyle w:val="Compact"/>
+            </w:pPr>
+            <w:r>
+              <w:rPr>
+                <w:rFonts w:hint="eastAsia"/>
+              </w:rPr>
+              <w:t xml:space="preserve">安装运行</w:t>
+            </w:r>
+          </w:p>
+        </w:tc>
+        <w:tc>
+          <w:tcPr/>
+          <w:p>
+            <w:pPr>
+              <w:pStyle w:val="Compact"/>
+            </w:pPr>
+            <w:r>
+              <w:rPr>
+                <w:rFonts w:hint="eastAsia"/>
+              </w:rPr>
+              <w:t xml:space="preserve">支持本地后端、用户前端、管理前端启动</w:t>
+            </w:r>
+          </w:p>
+        </w:tc>
+      </w:tr>
+      <w:tr>
+        <w:tc>
+          <w:tcPr/>
+          <w:p>
+            <w:pPr>
+              <w:pStyle w:val="Compact"/>
+            </w:pPr>
+            <w:r>
+              <w:rPr>
+                <w:rFonts w:hint="eastAsia"/>
+              </w:rPr>
+              <w:t xml:space="preserve">部署运维</w:t>
+            </w:r>
+          </w:p>
+        </w:tc>
+        <w:tc>
+          <w:tcPr/>
+          <w:p>
+            <w:pPr>
+              <w:pStyle w:val="Compact"/>
+            </w:pPr>
+            <w:r>
+              <w:rPr>
+                <w:rFonts w:hint="eastAsia"/>
+              </w:rPr>
+              <w:t xml:space="preserve">提供课堂演示环境部署、健康检查、备份、恢复和安全约束</w:t>
+            </w:r>
+          </w:p>
+        </w:tc>
+      </w:tr>
+      <w:tr>
+        <w:tc>
+          <w:tcPr/>
+          <w:p>
+            <w:pPr>
+              <w:pStyle w:val="Compact"/>
+            </w:pPr>
+            <w:r>
+              <w:rPr>
+                <w:rFonts w:hint="eastAsia"/>
+              </w:rPr>
+              <w:t xml:space="preserve">用户说明</w:t>
+            </w:r>
+          </w:p>
+        </w:tc>
+        <w:tc>
+          <w:tcPr/>
+          <w:p>
+            <w:pPr>
+              <w:pStyle w:val="Compact"/>
+            </w:pPr>
+            <w:r>
+              <w:rPr>
+                <w:rFonts w:hint="eastAsia"/>
+              </w:rPr>
+              <w:t xml:space="preserve">按学生、教师、辅导员、管理员、家长延后、访客受限说明</w:t>
+            </w:r>
+          </w:p>
+        </w:tc>
+      </w:tr>
+      <w:tr>
+        <w:tc>
+          <w:tcPr/>
+          <w:p>
+            <w:pPr>
+              <w:pStyle w:val="Compact"/>
+            </w:pPr>
+            <w:r>
+              <w:rPr>
+                <w:rFonts w:hint="eastAsia"/>
+              </w:rPr>
+              <w:t xml:space="preserve">已知问题</w:t>
+            </w:r>
+          </w:p>
+        </w:tc>
+        <w:tc>
+          <w:tcPr/>
+          <w:p>
+            <w:pPr>
+              <w:pStyle w:val="Compact"/>
+            </w:pPr>
+            <w:r>
+              <w:rPr>
+                <w:rFonts w:hint="eastAsia"/>
+              </w:rPr>
+              <w:t xml:space="preserve">已在发布说明、安装手册、操作手册、用户手册和部署运维指南中统一列明</w:t>
+            </w:r>
+          </w:p>
+        </w:tc>
+      </w:tr>
+    </w:tbl>
     <w:bookmarkEnd w:id="23"/>
+    <w:bookmarkStart w:id="24" w:name="X724157e1650c54638b471045f7731acfb2dd4ed"/>
+    <w:p>
+      <w:pPr>
+        <w:pStyle w:val="Heading2"/>
+      </w:pPr>
+      <w:r>
+        <w:t xml:space="preserve">8. V1.3 </w:t>
+      </w:r>
+      <w:r>
+        <w:rPr>
+          <w:rFonts w:hint="eastAsia"/>
+        </w:rPr>
+        <w:t xml:space="preserve">验收建议</w:t>
+      </w:r>
+    </w:p>
+    <w:p>
+      <w:pPr>
+        <w:pStyle w:val="Compact"/>
+        <w:numPr>
+          <w:ilvl w:val="0"/>
+          <w:numId w:val="1001"/>
+        </w:numPr>
+      </w:pPr>
+      <w:r>
+        <w:rPr>
+          <w:rFonts w:hint="eastAsia"/>
+        </w:rPr>
+        <w:t xml:space="preserve">按安装手册完成本地环境启动。</w:t>
+      </w:r>
+    </w:p>
+    <w:p>
+      <w:pPr>
+        <w:pStyle w:val="Compact"/>
+        <w:numPr>
+          <w:ilvl w:val="0"/>
+          <w:numId w:val="1001"/>
+        </w:numPr>
+      </w:pPr>
+      <w:r>
+        <w:rPr>
+          <w:rFonts w:hint="eastAsia"/>
+        </w:rPr>
+        <w:t xml:space="preserve">使用学生账号完成课程、考试、成绩样例查询。</w:t>
+      </w:r>
+    </w:p>
+    <w:p>
+      <w:pPr>
+        <w:pStyle w:val="Compact"/>
+        <w:numPr>
+          <w:ilvl w:val="0"/>
+          <w:numId w:val="1001"/>
+        </w:numPr>
+      </w:pPr>
+      <w:r>
+        <w:rPr>
+          <w:rFonts w:hint="eastAsia"/>
+        </w:rPr>
+        <w:t xml:space="preserve">使用教师或辅导员账号完成角色化查询样例。</w:t>
+      </w:r>
+    </w:p>
+    <w:p>
+      <w:pPr>
+        <w:pStyle w:val="Compact"/>
+        <w:numPr>
+          <w:ilvl w:val="0"/>
+          <w:numId w:val="1001"/>
+        </w:numPr>
+      </w:pPr>
+      <w:r>
+        <w:rPr>
+          <w:rFonts w:hint="eastAsia"/>
+        </w:rPr>
+        <w:t xml:space="preserve">使用管理员账号新增或编辑一条知识库样例。</w:t>
+      </w:r>
+    </w:p>
+    <w:p>
+      <w:pPr>
+        <w:pStyle w:val="Compact"/>
+        <w:numPr>
+          <w:ilvl w:val="0"/>
+          <w:numId w:val="1001"/>
+        </w:numPr>
+      </w:pPr>
+      <w:r>
+        <w:rPr>
+          <w:rFonts w:hint="eastAsia"/>
+        </w:rPr>
+        <w:t xml:space="preserve">提交一次用户反馈并在管理后台查看记录。</w:t>
+      </w:r>
+    </w:p>
+    <w:p>
+      <w:pPr>
+        <w:pStyle w:val="Compact"/>
+        <w:numPr>
+          <w:ilvl w:val="0"/>
+          <w:numId w:val="1001"/>
+        </w:numPr>
+      </w:pPr>
+      <w:r>
+        <w:rPr>
+          <w:rFonts w:hint="eastAsia"/>
+        </w:rPr>
+        <w:t xml:space="preserve">查看已知问题清单，确认家长和访客能力不纳入正式验收。</w:t>
+      </w:r>
+    </w:p>
+    <w:bookmarkEnd w:id="24"/>
+    <w:bookmarkStart w:id="25" w:name="v13-最终交付确认"/>
+    <w:p>
+      <w:pPr>
+        <w:pStyle w:val="Heading2"/>
+      </w:pPr>
+      <w:r>
+        <w:t xml:space="preserve">V1.3 </w:t>
+      </w:r>
+      <w:r>
+        <w:rPr>
+          <w:rFonts w:hint="eastAsia"/>
+        </w:rPr>
+        <w:t xml:space="preserve">最终交付确认</w:t>
+      </w:r>
+    </w:p>
+    <w:tbl>
+      <w:tblPr>
+        <w:tblStyle w:val="Table"/>
+        <w:tblW w:type="auto" w:w="0"/>
+        <w:tblLook w:firstRow="1" w:lastRow="0" w:firstColumn="0" w:lastColumn="0" w:noHBand="0" w:noVBand="0" w:val="0020"/>
+      </w:tblPr>
+      <w:tblGrid>
+        <w:gridCol w:w="3960"/>
+        <w:gridCol w:w="3960"/>
+      </w:tblGrid>
+      <w:tr>
+        <w:trPr>
+          <w:tblHeader w:val="on"/>
+        </w:trPr>
+        <w:tc>
+          <w:tcPr/>
+          <w:p>
+            <w:pPr>
+              <w:pStyle w:val="Compact"/>
+            </w:pPr>
+            <w:r>
+              <w:rPr>
+                <w:rFonts w:hint="eastAsia"/>
+              </w:rPr>
+              <w:t xml:space="preserve">检查项</w:t>
+            </w:r>
+          </w:p>
+        </w:tc>
+        <w:tc>
+          <w:tcPr/>
+          <w:p>
+            <w:pPr>
+              <w:pStyle w:val="Compact"/>
+            </w:pPr>
+            <w:r>
+              <w:rPr>
+                <w:rFonts w:hint="eastAsia"/>
+              </w:rPr>
+              <w:t xml:space="preserve">结果</w:t>
+            </w:r>
+          </w:p>
+        </w:tc>
+      </w:tr>
+      <w:tr>
+        <w:tc>
+          <w:tcPr/>
+          <w:p>
+            <w:pPr>
+              <w:pStyle w:val="Compact"/>
+            </w:pPr>
+            <w:r>
+              <w:rPr>
+                <w:rFonts w:hint="eastAsia"/>
+              </w:rPr>
+              <w:t xml:space="preserve">统一元信息已补齐</w:t>
+            </w:r>
+          </w:p>
+        </w:tc>
+        <w:tc>
+          <w:tcPr/>
+          <w:p>
+            <w:pPr>
+              <w:pStyle w:val="Compact"/>
+            </w:pPr>
+            <w:r>
+              <w:rPr>
+                <w:rFonts w:hint="eastAsia"/>
+              </w:rPr>
+              <w:t xml:space="preserve">通过</w:t>
+            </w:r>
+          </w:p>
+        </w:tc>
+      </w:tr>
+      <w:tr>
+        <w:tc>
+          <w:tcPr/>
+          <w:p>
+            <w:pPr>
+              <w:pStyle w:val="Compact"/>
+            </w:pPr>
+            <w:r>
+              <w:t xml:space="preserve">V1.0 </w:t>
+            </w:r>
+            <w:r>
+              <w:rPr>
+                <w:rFonts w:hint="eastAsia"/>
+              </w:rPr>
+              <w:t xml:space="preserve">至</w:t>
+            </w:r>
+            <w:r>
+              <w:t xml:space="preserve"> V1.3 </w:t>
+            </w:r>
+            <w:r>
+              <w:rPr>
+                <w:rFonts w:hint="eastAsia"/>
+              </w:rPr>
+              <w:t xml:space="preserve">版本链连续</w:t>
+            </w:r>
+          </w:p>
+        </w:tc>
+        <w:tc>
+          <w:tcPr/>
+          <w:p>
+            <w:pPr>
+              <w:pStyle w:val="Compact"/>
+            </w:pPr>
+            <w:r>
+              <w:rPr>
+                <w:rFonts w:hint="eastAsia"/>
+              </w:rPr>
+              <w:t xml:space="preserve">通过</w:t>
+            </w:r>
+          </w:p>
+        </w:tc>
+      </w:tr>
+      <w:tr>
+        <w:tc>
+          <w:tcPr/>
+          <w:p>
+            <w:pPr>
+              <w:pStyle w:val="Compact"/>
+            </w:pPr>
+            <w:r>
+              <w:rPr>
+                <w:rFonts w:hint="eastAsia"/>
+              </w:rPr>
+              <w:t xml:space="preserve">课程原型/需求工程交付范围已声明</w:t>
+            </w:r>
+          </w:p>
+        </w:tc>
+        <w:tc>
+          <w:tcPr/>
+          <w:p>
+            <w:pPr>
+              <w:pStyle w:val="Compact"/>
+            </w:pPr>
+            <w:r>
+              <w:rPr>
+                <w:rFonts w:hint="eastAsia"/>
+              </w:rPr>
+              <w:t xml:space="preserve">通过</w:t>
+            </w:r>
+          </w:p>
+        </w:tc>
+      </w:tr>
+      <w:tr>
+        <w:tc>
+          <w:tcPr/>
+          <w:p>
+            <w:pPr>
+              <w:pStyle w:val="Compact"/>
+            </w:pPr>
+            <w:r>
+              <w:rPr>
+                <w:rFonts w:hint="eastAsia"/>
+              </w:rPr>
+              <w:t xml:space="preserve">生产上线、7x24、等保、真实接口等夸大表述已收敛</w:t>
+            </w:r>
+          </w:p>
+        </w:tc>
+        <w:tc>
+          <w:tcPr/>
+          <w:p>
+            <w:pPr>
+              <w:pStyle w:val="Compact"/>
+            </w:pPr>
+            <w:r>
+              <w:rPr>
+                <w:rFonts w:hint="eastAsia"/>
+              </w:rPr>
+              <w:t xml:space="preserve">通过</w:t>
+            </w:r>
+          </w:p>
+        </w:tc>
+      </w:tr>
+      <w:tr>
+        <w:tc>
+          <w:tcPr/>
+          <w:p>
+            <w:pPr>
+              <w:pStyle w:val="Compact"/>
+            </w:pPr>
+            <w:r>
+              <w:rPr>
+                <w:rFonts w:hint="eastAsia"/>
+              </w:rPr>
+              <w:t xml:space="preserve">家长/访客能力已标记为延后或受限</w:t>
+            </w:r>
+          </w:p>
+        </w:tc>
+        <w:tc>
+          <w:tcPr/>
+          <w:p>
+            <w:pPr>
+              <w:pStyle w:val="Compact"/>
+            </w:pPr>
+            <w:r>
+              <w:rPr>
+                <w:rFonts w:hint="eastAsia"/>
+              </w:rPr>
+              <w:t xml:space="preserve">通过</w:t>
+            </w:r>
+          </w:p>
+        </w:tc>
+      </w:tr>
+      <w:tr>
+        <w:tc>
+          <w:tcPr/>
+          <w:p>
+            <w:pPr>
+              <w:pStyle w:val="Compact"/>
+            </w:pPr>
+            <w:r>
+              <w:rPr>
+                <w:rFonts w:hint="eastAsia"/>
+              </w:rPr>
+              <w:t xml:space="preserve">运维、安全、已知问题和最终移交说明已补充</w:t>
+            </w:r>
+          </w:p>
+        </w:tc>
+        <w:tc>
+          <w:tcPr/>
+          <w:p>
+            <w:pPr>
+              <w:pStyle w:val="Compact"/>
+            </w:pPr>
+            <w:r>
+              <w:rPr>
+                <w:rFonts w:hint="eastAsia"/>
+              </w:rPr>
+              <w:t xml:space="preserve">通过</w:t>
+            </w:r>
+          </w:p>
+        </w:tc>
+      </w:tr>
+    </w:tbl>
+    <w:p>
+      <w:pPr>
+        <w:pStyle w:val="BodyText"/>
+      </w:pPr>
+      <w:r>
+        <w:rPr>
+          <w:rFonts w:hint="eastAsia"/>
+        </w:rPr>
+        <w:t xml:space="preserve">《软件发布说明(SRN)》V1.3</w:t>
+      </w:r>
+      <w:r>
+        <w:t xml:space="preserve"> </w:t>
+      </w:r>
+      <w:r>
+        <w:rPr>
+          <w:rFonts w:hint="eastAsia"/>
+        </w:rPr>
+        <w:t xml:space="preserve">为最终交付副本。不带版本号的同名正式文件与本版本内容一致，用于课程归档和评审查阅。</w:t>
+      </w:r>
+    </w:p>
+    <w:bookmarkEnd w:id="25"/>
+    <w:bookmarkEnd w:id="26"/>
     <w:sectPr>
       <w:footnotePr>
         <w:numRestart w:val="eachSect"/>
@@ -3587,8 +4257,123 @@
       </w:pPr>
     </w:lvl>
   </w:abstractNum>
+  <w:abstractNum w:abstractNumId="99411">
+    <w:nsid w:val="00A99411"/>
+    <w:multiLevelType w:val="multilevel"/>
+    <w:lvl w:ilvl="0">
+      <w:start w:val="1"/>
+      <w:numFmt w:val="decimal"/>
+      <w:lvlText w:val="%1."/>
+      <w:lvlJc w:val="left"/>
+      <w:pPr>
+        <w:ind w:left="720" w:hanging="360"/>
+      </w:pPr>
+    </w:lvl>
+    <w:lvl w:ilvl="1">
+      <w:start w:val="1"/>
+      <w:numFmt w:val="decimal"/>
+      <w:lvlText w:val="%2."/>
+      <w:lvlJc w:val="left"/>
+      <w:pPr>
+        <w:ind w:left="1440" w:hanging="360"/>
+      </w:pPr>
+    </w:lvl>
+    <w:lvl w:ilvl="2">
+      <w:start w:val="1"/>
+      <w:numFmt w:val="decimal"/>
+      <w:lvlText w:val="%3."/>
+      <w:lvlJc w:val="left"/>
+      <w:pPr>
+        <w:ind w:left="2160" w:hanging="360"/>
+      </w:pPr>
+    </w:lvl>
+    <w:lvl w:ilvl="3">
+      <w:start w:val="1"/>
+      <w:numFmt w:val="decimal"/>
+      <w:lvlText w:val="%4."/>
+      <w:lvlJc w:val="left"/>
+      <w:pPr>
+        <w:ind w:left="2880" w:hanging="360"/>
+      </w:pPr>
+    </w:lvl>
+    <w:lvl w:ilvl="4">
+      <w:start w:val="1"/>
+      <w:numFmt w:val="decimal"/>
+      <w:lvlText w:val="%5."/>
+      <w:lvlJc w:val="left"/>
+      <w:pPr>
+        <w:ind w:left="3600" w:hanging="360"/>
+      </w:pPr>
+    </w:lvl>
+    <w:lvl w:ilvl="5">
+      <w:start w:val="1"/>
+      <w:numFmt w:val="decimal"/>
+      <w:lvlText w:val="%6."/>
+      <w:lvlJc w:val="left"/>
+      <w:pPr>
+        <w:ind w:left="4320" w:hanging="360"/>
+      </w:pPr>
+    </w:lvl>
+    <w:lvl w:ilvl="6">
+      <w:start w:val="1"/>
+      <w:numFmt w:val="decimal"/>
+      <w:lvlText w:val="%7."/>
+      <w:lvlJc w:val="left"/>
+      <w:pPr>
+        <w:ind w:left="5040" w:hanging="360"/>
+      </w:pPr>
+    </w:lvl>
+    <w:lvl w:ilvl="7">
+      <w:start w:val="1"/>
+      <w:numFmt w:val="decimal"/>
+      <w:lvlText w:val="%8."/>
+      <w:lvlJc w:val="left"/>
+      <w:pPr>
+        <w:ind w:left="5760" w:hanging="360"/>
+      </w:pPr>
+    </w:lvl>
+    <w:lvl w:ilvl="8">
+      <w:start w:val="1"/>
+      <w:numFmt w:val="decimal"/>
+      <w:lvlText w:val="%9."/>
+      <w:lvlJc w:val="left"/>
+      <w:pPr>
+        <w:ind w:left="6480" w:hanging="360"/>
+      </w:pPr>
+    </w:lvl>
+  </w:abstractNum>
   <w:num w:numId="1000">
     <w:abstractNumId w:val="990"/>
+  </w:num>
+  <w:num w:numId="1001">
+    <w:abstractNumId w:val="99411"/>
+    <w:lvlOverride w:ilvl="0">
+      <w:startOverride w:val="1"/>
+    </w:lvlOverride>
+    <w:lvlOverride w:ilvl="1">
+      <w:startOverride w:val="1"/>
+    </w:lvlOverride>
+    <w:lvlOverride w:ilvl="2">
+      <w:startOverride w:val="1"/>
+    </w:lvlOverride>
+    <w:lvlOverride w:ilvl="3">
+      <w:startOverride w:val="1"/>
+    </w:lvlOverride>
+    <w:lvlOverride w:ilvl="4">
+      <w:startOverride w:val="1"/>
+    </w:lvlOverride>
+    <w:lvlOverride w:ilvl="5">
+      <w:startOverride w:val="1"/>
+    </w:lvlOverride>
+    <w:lvlOverride w:ilvl="6">
+      <w:startOverride w:val="1"/>
+    </w:lvlOverride>
+    <w:lvlOverride w:ilvl="7">
+      <w:startOverride w:val="1"/>
+    </w:lvlOverride>
+    <w:lvlOverride w:ilvl="8">
+      <w:startOverride w:val="1"/>
+    </w:lvlOverride>
   </w:num>
 </w:numbering>
 </file>

--- a/14-发布运维与用户手册/软件发布说明(SRN).docx
+++ b/14-发布运维与用户手册/软件发布说明(SRN).docx
@@ -4,7 +4,206 @@
   <w:body>
     <w:p>
       <w:pPr>
-        <w:pStyle w:val="Title"/>
+        <w:spacing w:before="0" w:after="360"/>
+        <w:jc w:val="center"/>
+      </w:pPr>
+      <w:r>
+        <w:rPr>
+          <w:rFonts w:ascii="宋体" w:hAnsi="宋体" w:eastAsia="宋体"/>
+          <w:b w:val="0"/>
+          <w:sz w:val="16"/>
+        </w:rPr>
+      </w:r>
+    </w:p>
+    <w:p>
+      <w:pPr>
+        <w:spacing w:before="0" w:after="160"/>
+        <w:jc w:val="center"/>
+      </w:pPr>
+      <w:r>
+        <w:rPr>
+          <w:rFonts w:ascii="宋体" w:hAnsi="宋体" w:eastAsia="宋体"/>
+          <w:b/>
+          <w:sz w:val="48"/>
+        </w:rPr>
+        <w:t>校务问答机器人</w:t>
+      </w:r>
+    </w:p>
+    <w:p>
+      <w:pPr>
+        <w:spacing w:before="0" w:after="360"/>
+        <w:jc w:val="center"/>
+      </w:pPr>
+      <w:r>
+        <w:rPr>
+          <w:rFonts w:ascii="宋体" w:hAnsi="宋体" w:eastAsia="宋体"/>
+          <w:b/>
+          <w:sz w:val="40"/>
+        </w:rPr>
+        <w:t>软件发布说明(SRN)</w:t>
+      </w:r>
+    </w:p>
+    <w:p>
+      <w:pPr>
+        <w:spacing w:after="480"/>
+        <w:jc w:val="center"/>
+      </w:pPr>
+      <w:r>
+        <w:drawing>
+          <wp:inline>
+            <wp:extent cx="1143000" cy="953011"/>
+            <wp:docPr id="2" name="Picture 2"/>
+            <wp:cNvGraphicFramePr>
+              <a:graphicFrameLocks noChangeAspect="1"/>
+            </wp:cNvGraphicFramePr>
+            <a:graphic>
+              <a:graphicData uri="http://schemas.openxmlformats.org/drawingml/2006/picture">
+                <pic:pic>
+                  <pic:nvPicPr>
+                    <pic:cNvPr id="0" name="image.png"/>
+                    <pic:cNvPicPr/>
+                  </pic:nvPicPr>
+                  <pic:blipFill>
+                    <a:blip r:embed="rId9"/>
+                    <a:stretch>
+                      <a:fillRect/>
+                    </a:stretch>
+                  </pic:blipFill>
+                  <pic:spPr>
+                    <a:xfrm>
+                      <a:off x="0" y="0"/>
+                      <a:ext cx="1143000" cy="953011"/>
+                    </a:xfrm>
+                    <a:prstGeom prst="rect"/>
+                  </pic:spPr>
+                </pic:pic>
+              </a:graphicData>
+            </a:graphic>
+          </wp:inline>
+        </w:drawing>
+      </w:r>
+    </w:p>
+    <w:p>
+      <w:pPr>
+        <w:spacing w:before="0" w:after="80"/>
+        <w:jc w:val="center"/>
+      </w:pPr>
+      <w:r>
+        <w:rPr>
+          <w:rFonts w:ascii="宋体" w:hAnsi="宋体" w:eastAsia="宋体"/>
+          <w:b w:val="0"/>
+          <w:sz w:val="24"/>
+        </w:rPr>
+        <w:t>项目名称：智慧校园助手（SRA2026）校务问答机器人</w:t>
+      </w:r>
+    </w:p>
+    <w:p>
+      <w:pPr>
+        <w:spacing w:before="0" w:after="80"/>
+        <w:jc w:val="center"/>
+      </w:pPr>
+      <w:r>
+        <w:rPr>
+          <w:rFonts w:ascii="宋体" w:hAnsi="宋体" w:eastAsia="宋体"/>
+          <w:b w:val="0"/>
+          <w:sz w:val="24"/>
+        </w:rPr>
+        <w:t>文档编号：SRA2026-SRN-V1.3</w:t>
+      </w:r>
+    </w:p>
+    <w:p>
+      <w:pPr>
+        <w:spacing w:before="0" w:after="80"/>
+        <w:jc w:val="center"/>
+      </w:pPr>
+      <w:r>
+        <w:rPr>
+          <w:rFonts w:ascii="宋体" w:hAnsi="宋体" w:eastAsia="宋体"/>
+          <w:b w:val="0"/>
+          <w:sz w:val="24"/>
+        </w:rPr>
+        <w:t>版本：V1.3</w:t>
+      </w:r>
+    </w:p>
+    <w:p>
+      <w:pPr>
+        <w:spacing w:before="0" w:after="80"/>
+        <w:jc w:val="center"/>
+      </w:pPr>
+      <w:r>
+        <w:t>状态：基线定稿</w:t>
+      </w:r>
+    </w:p>
+    <w:p>
+      <w:pPr>
+        <w:spacing w:before="0" w:after="80"/>
+        <w:jc w:val="center"/>
+      </w:pPr>
+      <w:r>
+        <w:rPr>
+          <w:rFonts w:ascii="宋体" w:hAnsi="宋体" w:eastAsia="宋体"/>
+          <w:b w:val="0"/>
+          <w:sz w:val="24"/>
+        </w:rPr>
+        <w:t>编制日期：2026年5月30日</w:t>
+      </w:r>
+    </w:p>
+    <w:p>
+      <w:pPr>
+        <w:spacing w:before="0" w:after="80"/>
+        <w:jc w:val="center"/>
+      </w:pPr>
+      <w:r>
+        <w:rPr>
+          <w:rFonts w:ascii="宋体" w:hAnsi="宋体" w:eastAsia="宋体"/>
+          <w:b w:val="0"/>
+          <w:sz w:val="24"/>
+        </w:rPr>
+        <w:t>编制团队：SRA2026-G10 项目组</w:t>
+      </w:r>
+    </w:p>
+    <w:p>
+      <w:pPr>
+        <w:spacing w:before="0" w:after="0"/>
+        <w:jc w:val="center"/>
+      </w:pPr>
+      <w:r>
+        <w:rPr>
+          <w:rFonts w:ascii="宋体" w:hAnsi="宋体" w:eastAsia="宋体"/>
+          <w:b w:val="0"/>
+          <w:color w:val="666666"/>
+          <w:sz w:val="21"/>
+        </w:rPr>
+        <w:t>适用范围：软件需求工程课程项目交付文档</w:t>
+      </w:r>
+    </w:p>
+    <w:p>
+      <w:pPr>
+        <w:spacing w:before="480" w:after="0"/>
+        <w:jc w:val="center"/>
+      </w:pPr>
+      <w:r>
+        <w:rPr>
+          <w:rFonts w:ascii="宋体" w:hAnsi="宋体" w:eastAsia="宋体"/>
+          <w:b w:val="0"/>
+          <w:color w:val="666666"/>
+          <w:sz w:val="18"/>
+        </w:rPr>
+        <w:t>依据：SRS、RG、UG、UC、PT、设计、测试、评审与配置管理基线材料</w:t>
+      </w:r>
+    </w:p>
+    <w:p>
+      <w:pPr>
+        <w:spacing w:after="0"/>
+      </w:pPr>
+      <w:r>
+        <w:br w:type="page"/>
+      </w:r>
+    </w:p>
+    <w:bookmarkStart w:id="26" w:name="软件发布说明srn---校务问答机器人"/>
+    <w:p>
+      <w:pPr>
+        <w:pStyle w:val="Heading1"/>
       </w:pPr>
       <w:r>
         <w:rPr>
@@ -13,13 +212,1333 @@
         <w:t xml:space="preserve">软件发布说明(SRN)</w:t>
       </w:r>
       <w:r>
-        <w:t xml:space="preserve"> V1.3</w:t>
+        <w:t xml:space="preserve"> - </w:t>
+      </w:r>
+      <w:r>
+        <w:rPr>
+          <w:rFonts w:hint="eastAsia"/>
+        </w:rPr>
+        <w:t xml:space="preserve">校务问答机器人</w:t>
       </w:r>
     </w:p>
-    <w:bookmarkStart w:id="26" w:name="软件发布说明srn---校务问答机器人"/>
+    <w:bookmarkStart w:id="9" w:name="版本定位"/>
     <w:p>
       <w:pPr>
-        <w:pStyle w:val="Heading1"/>
+        <w:pStyle w:val="FirstParagraph"/>
+      </w:pPr>
+      <w:r>
+        <w:rPr>
+          <w:rFonts w:hint="eastAsia"/>
+        </w:rPr>
+        <w:t xml:space="preserve">形成课程需求工程最终交付副本，固化验收、限制和移交说明。</w:t>
+      </w:r>
+    </w:p>
+    <w:bookmarkEnd w:id="9"/>
+    <w:bookmarkStart w:id="10" w:name="统一范围声明"/>
+    <w:p>
+      <w:pPr>
+        <w:pStyle w:val="FirstParagraph"/>
+      </w:pPr>
+      <w:r>
+        <w:rPr>
+          <w:rFonts w:hint="eastAsia"/>
+        </w:rPr>
+        <w:t xml:space="preserve">本文档服务于《软件需求分析原理与实践》课程原型与需求工程交付。系统以本地演示环境、课堂评审环境或受控校内测试环境为边界，不声明已经生产上线，不承诺正式</w:t>
+      </w:r>
+      <w:r>
+        <w:t xml:space="preserve"> SLA、7x24 </w:t>
+      </w:r>
+      <w:r>
+        <w:rPr>
+          <w:rFonts w:hint="eastAsia"/>
+        </w:rPr>
+        <w:t xml:space="preserve">服务、等保测评通过、真实教务系统对接或真实个人数据处理能力。</w:t>
+      </w:r>
+    </w:p>
+    <w:p>
+      <w:pPr>
+        <w:pStyle w:val="BodyText"/>
+      </w:pPr>
+      <w:r>
+        <w:rPr>
+          <w:rFonts w:hint="eastAsia"/>
+        </w:rPr>
+        <w:t xml:space="preserve">文档中的域名、账号、外部系统、联系方式和数据均为演示或占位。若未来进入学校正式建设流程，需要重新完成立项审批、安全评估、数据授权、接口联调、运维接管和上线验收。</w:t>
+      </w:r>
+    </w:p>
+    <w:bookmarkEnd w:id="10"/>
+    <w:bookmarkStart w:id="11" w:name="版本演进记录"/>
+    <w:bookmarkEnd w:id="11"/>
+    <w:bookmarkStart w:id="12" w:name="Xd5412f4bdfc59366c18dbeab8afec6fe6c85194"/>
+    <w:p>
+      <w:pPr>
+        <w:pStyle w:val="FirstParagraph"/>
+      </w:pPr>
+      <w:r>
+        <w:rPr>
+          <w:rFonts w:hint="eastAsia"/>
+        </w:rPr>
+        <w:t xml:space="preserve">校务问答机器人是面向校园咨询场景的课程原型系统。本发布说明记录各版本交付内容、运行边界、功能状态、安装入口和已知问题。</w:t>
+      </w:r>
+    </w:p>
+    <w:p>
+      <w:pPr>
+        <w:pStyle w:val="BodyText"/>
+      </w:pPr>
+      <w:r>
+        <w:t xml:space="preserve">V1.0 </w:t>
+      </w:r>
+      <w:r>
+        <w:rPr>
+          <w:rFonts w:hint="eastAsia"/>
+        </w:rPr>
+        <w:t xml:space="preserve">版本的目标是证明需求可行性：通过</w:t>
+      </w:r>
+      <w:r>
+        <w:t xml:space="preserve"> Web </w:t>
+      </w:r>
+      <w:r>
+        <w:rPr>
+          <w:rFonts w:hint="eastAsia"/>
+        </w:rPr>
+        <w:t xml:space="preserve">聊天界面、规则意图识别、知识库样例和管理后台样例展示主要业务流程。系统不连接真实教务、OA、统一身份认证或微信平台。</w:t>
+      </w:r>
+    </w:p>
+    <w:bookmarkEnd w:id="12"/>
+    <w:bookmarkStart w:id="13" w:name="X9526fc36b0376b5acb87f68ab17c13bd2ee3858"/>
+    <w:bookmarkEnd w:id="13"/>
+    <w:bookmarkStart w:id="14" w:name="X90e6a0df5bd877bdb02c9e049838c99fa86b97f"/>
+    <w:bookmarkEnd w:id="14"/>
+    <w:bookmarkStart w:id="15" w:name="X892b062c5f31a57cf294802f646b9e5d0236965"/>
+    <w:bookmarkEnd w:id="15"/>
+    <w:bookmarkStart w:id="16" w:name="用户角色与访问边界"/>
+    <w:p>
+      <w:pPr>
+        <w:pStyle w:val="BodyText"/>
+      </w:pPr>
+      <w:r>
+        <w:rPr>
+          <w:rFonts w:hint="eastAsia"/>
+        </w:rPr>
+        <w:t xml:space="preserve">角色权限以课程原型演示为准。发布范围以学生、教师、辅导员、管理员为主要演示角色。</w:t>
+      </w:r>
+    </w:p>
+    <w:bookmarkEnd w:id="16"/>
+    <w:bookmarkStart w:id="17" w:name="Xb412760e25fb89c7f417db80745f30d4ebc86c9"/>
+    <w:p>
+      <w:pPr>
+        <w:pStyle w:val="FirstParagraph"/>
+      </w:pPr>
+      <w:r>
+        <w:t xml:space="preserve">V1.1 </w:t>
+      </w:r>
+      <w:r>
+        <w:rPr>
+          <w:rFonts w:hint="eastAsia"/>
+        </w:rPr>
+        <w:t xml:space="preserve">对发布范围进行了角色化整理，修正“全体师生、家长、访客均完整可用”的表述。学生、教师、辅导员和管理员为主要验收角色；家长、访客只作为需求场景保留，不进入个人数据功能验收。</w:t>
+      </w:r>
+    </w:p>
+    <w:bookmarkEnd w:id="17"/>
+    <w:bookmarkStart w:id="21" w:name="运维安全与已知问题"/>
+    <w:bookmarkStart w:id="18" w:name="运维边界"/>
+    <w:p>
+      <w:pPr>
+        <w:pStyle w:val="Heading3"/>
+      </w:pPr>
+      <w:r>
+        <w:rPr>
+          <w:rFonts w:hint="eastAsia"/>
+        </w:rPr>
+        <w:t xml:space="preserve">运维边界</w:t>
+      </w:r>
+    </w:p>
+    <w:bookmarkEnd w:id="18"/>
+    <w:bookmarkStart w:id="19" w:name="安全要求"/>
+    <w:bookmarkEnd w:id="19"/>
+    <w:tbl>
+      <w:tblPr>
+        <w:tblStyle w:val="Table"/>
+        <w:tblW w:type="auto" w:w="0"/>
+        <w:tblLook w:firstRow="1" w:lastRow="0" w:firstColumn="0" w:lastColumn="0" w:noHBand="0" w:noVBand="0" w:val="0020"/>
+      </w:tblPr>
+      <w:tblGrid>
+        <w:gridCol w:w="1980"/>
+        <w:gridCol w:w="1980"/>
+        <w:gridCol w:w="1980"/>
+        <w:gridCol w:w="1980"/>
+      </w:tblGrid>
+      <w:tr>
+        <w:trPr>
+          <w:tblHeader w:val="on"/>
+        </w:trPr>
+        <w:tc>
+          <w:tcPr/>
+          <w:p>
+            <w:pPr>
+              <w:pStyle w:val="Compact"/>
+            </w:pPr>
+            <w:r>
+              <w:rPr>
+                <w:rFonts w:hint="eastAsia"/>
+              </w:rPr>
+              <w:t xml:space="preserve">编号</w:t>
+            </w:r>
+          </w:p>
+        </w:tc>
+        <w:tc>
+          <w:tcPr/>
+          <w:p>
+            <w:pPr>
+              <w:pStyle w:val="Compact"/>
+            </w:pPr>
+            <w:r>
+              <w:rPr>
+                <w:rFonts w:hint="eastAsia"/>
+              </w:rPr>
+              <w:t xml:space="preserve">问题</w:t>
+            </w:r>
+          </w:p>
+        </w:tc>
+        <w:tc>
+          <w:tcPr/>
+          <w:p>
+            <w:pPr>
+              <w:pStyle w:val="Compact"/>
+            </w:pPr>
+            <w:r>
+              <w:rPr>
+                <w:rFonts w:hint="eastAsia"/>
+              </w:rPr>
+              <w:t xml:space="preserve">影响</w:t>
+            </w:r>
+          </w:p>
+        </w:tc>
+        <w:tc>
+          <w:tcPr/>
+          <w:p>
+            <w:pPr>
+              <w:pStyle w:val="Compact"/>
+            </w:pPr>
+            <w:r>
+              <w:t xml:space="preserve">V1.3 </w:t>
+            </w:r>
+            <w:r>
+              <w:rPr>
+                <w:rFonts w:hint="eastAsia"/>
+              </w:rPr>
+              <w:t xml:space="preserve">处理方式</w:t>
+            </w:r>
+          </w:p>
+        </w:tc>
+      </w:tr>
+      <w:tr>
+        <w:tc>
+          <w:tcPr/>
+          <w:p>
+            <w:pPr>
+              <w:pStyle w:val="Compact"/>
+            </w:pPr>
+            <w:r>
+              <w:t xml:space="preserve">KN-001</w:t>
+            </w:r>
+          </w:p>
+        </w:tc>
+        <w:tc>
+          <w:tcPr/>
+          <w:p>
+            <w:pPr>
+              <w:pStyle w:val="Compact"/>
+            </w:pPr>
+            <w:r>
+              <w:rPr>
+                <w:rFonts w:hint="eastAsia"/>
+              </w:rPr>
+              <w:t xml:space="preserve">意图识别以规则和关键词为主</w:t>
+            </w:r>
+          </w:p>
+        </w:tc>
+        <w:tc>
+          <w:tcPr/>
+          <w:p>
+            <w:pPr>
+              <w:pStyle w:val="Compact"/>
+            </w:pPr>
+            <w:r>
+              <w:rPr>
+                <w:rFonts w:hint="eastAsia"/>
+              </w:rPr>
+              <w:t xml:space="preserve">对复杂问法和多轮省略理解有限</w:t>
+            </w:r>
+          </w:p>
+        </w:tc>
+        <w:tc>
+          <w:tcPr/>
+          <w:p>
+            <w:pPr>
+              <w:pStyle w:val="Compact"/>
+            </w:pPr>
+            <w:r>
+              <w:rPr>
+                <w:rFonts w:hint="eastAsia"/>
+              </w:rPr>
+              <w:t xml:space="preserve">在用户手册中提示建议问法，保留反馈入口</w:t>
+            </w:r>
+          </w:p>
+        </w:tc>
+      </w:tr>
+      <w:tr>
+        <w:tc>
+          <w:tcPr/>
+          <w:p>
+            <w:pPr>
+              <w:pStyle w:val="Compact"/>
+            </w:pPr>
+            <w:r>
+              <w:t xml:space="preserve">KN-002</w:t>
+            </w:r>
+          </w:p>
+        </w:tc>
+        <w:tc>
+          <w:tcPr/>
+          <w:p>
+            <w:pPr>
+              <w:pStyle w:val="Compact"/>
+            </w:pPr>
+            <w:r>
+              <w:rPr>
+                <w:rFonts w:hint="eastAsia"/>
+              </w:rPr>
+              <w:t xml:space="preserve">查询数据为种子数据和模拟数据</w:t>
+            </w:r>
+          </w:p>
+        </w:tc>
+        <w:tc>
+          <w:tcPr/>
+          <w:p>
+            <w:pPr>
+              <w:pStyle w:val="Compact"/>
+            </w:pPr>
+            <w:r>
+              <w:rPr>
+                <w:rFonts w:hint="eastAsia"/>
+              </w:rPr>
+              <w:t xml:space="preserve">不能代表真实教务、OA</w:t>
+            </w:r>
+            <w:r>
+              <w:t xml:space="preserve"> </w:t>
+            </w:r>
+            <w:r>
+              <w:rPr>
+                <w:rFonts w:hint="eastAsia"/>
+              </w:rPr>
+              <w:t xml:space="preserve">或招生系统结果</w:t>
+            </w:r>
+          </w:p>
+        </w:tc>
+        <w:tc>
+          <w:tcPr/>
+          <w:p>
+            <w:pPr>
+              <w:pStyle w:val="Compact"/>
+            </w:pPr>
+            <w:r>
+              <w:rPr>
+                <w:rFonts w:hint="eastAsia"/>
+              </w:rPr>
+              <w:t xml:space="preserve">在所有正式文档中声明演示数据范围</w:t>
+            </w:r>
+          </w:p>
+        </w:tc>
+      </w:tr>
+      <w:tr>
+        <w:tc>
+          <w:tcPr/>
+          <w:p>
+            <w:pPr>
+              <w:pStyle w:val="Compact"/>
+            </w:pPr>
+            <w:r>
+              <w:t xml:space="preserve">KN-003</w:t>
+            </w:r>
+          </w:p>
+        </w:tc>
+        <w:tc>
+          <w:tcPr/>
+          <w:p>
+            <w:pPr>
+              <w:pStyle w:val="Compact"/>
+            </w:pPr>
+            <w:r>
+              <w:rPr>
+                <w:rFonts w:hint="eastAsia"/>
+              </w:rPr>
+              <w:t xml:space="preserve">家长和访客能力未接入真实认证</w:t>
+            </w:r>
+          </w:p>
+        </w:tc>
+        <w:tc>
+          <w:tcPr/>
+          <w:p>
+            <w:pPr>
+              <w:pStyle w:val="Compact"/>
+            </w:pPr>
+            <w:r>
+              <w:rPr>
+                <w:rFonts w:hint="eastAsia"/>
+              </w:rPr>
+              <w:t xml:space="preserve">无法完成真实家长授权或访客个性化服务</w:t>
+            </w:r>
+          </w:p>
+        </w:tc>
+        <w:tc>
+          <w:tcPr/>
+          <w:p>
+            <w:pPr>
+              <w:pStyle w:val="Compact"/>
+            </w:pPr>
+            <w:r>
+              <w:rPr>
+                <w:rFonts w:hint="eastAsia"/>
+              </w:rPr>
+              <w:t xml:space="preserve">标记为延后/受限，不纳入</w:t>
+            </w:r>
+            <w:r>
+              <w:t xml:space="preserve"> V1.3 </w:t>
+            </w:r>
+            <w:r>
+              <w:rPr>
+                <w:rFonts w:hint="eastAsia"/>
+              </w:rPr>
+              <w:t xml:space="preserve">验收</w:t>
+            </w:r>
+          </w:p>
+        </w:tc>
+      </w:tr>
+      <w:tr>
+        <w:tc>
+          <w:tcPr/>
+          <w:p>
+            <w:pPr>
+              <w:pStyle w:val="Compact"/>
+            </w:pPr>
+            <w:r>
+              <w:t xml:space="preserve">KN-004</w:t>
+            </w:r>
+          </w:p>
+        </w:tc>
+        <w:tc>
+          <w:tcPr/>
+          <w:p>
+            <w:pPr>
+              <w:pStyle w:val="Compact"/>
+            </w:pPr>
+            <w:r>
+              <w:rPr>
+                <w:rFonts w:hint="eastAsia"/>
+              </w:rPr>
+              <w:t xml:space="preserve">当前未配置生产级监控告警</w:t>
+            </w:r>
+          </w:p>
+        </w:tc>
+        <w:tc>
+          <w:tcPr/>
+          <w:p>
+            <w:pPr>
+              <w:pStyle w:val="Compact"/>
+            </w:pPr>
+            <w:r>
+              <w:rPr>
+                <w:rFonts w:hint="eastAsia"/>
+              </w:rPr>
+              <w:t xml:space="preserve">无法满足正式运维</w:t>
+            </w:r>
+            <w:r>
+              <w:t xml:space="preserve"> SLA</w:t>
+            </w:r>
+          </w:p>
+        </w:tc>
+        <w:tc>
+          <w:tcPr/>
+          <w:p>
+            <w:pPr>
+              <w:pStyle w:val="Compact"/>
+            </w:pPr>
+            <w:r>
+              <w:rPr>
+                <w:rFonts w:hint="eastAsia"/>
+              </w:rPr>
+              <w:t xml:space="preserve">仅提供课堂演示级健康检查和日志排查流程</w:t>
+            </w:r>
+          </w:p>
+        </w:tc>
+      </w:tr>
+      <w:tr>
+        <w:tc>
+          <w:tcPr/>
+          <w:p>
+            <w:pPr>
+              <w:pStyle w:val="Compact"/>
+            </w:pPr>
+            <w:r>
+              <w:t xml:space="preserve">KN-005</w:t>
+            </w:r>
+          </w:p>
+        </w:tc>
+        <w:tc>
+          <w:tcPr/>
+          <w:p>
+            <w:pPr>
+              <w:pStyle w:val="Compact"/>
+            </w:pPr>
+            <w:r>
+              <w:rPr>
+                <w:rFonts w:hint="eastAsia"/>
+              </w:rPr>
+              <w:t xml:space="preserve">文档中的外部域名为占位</w:t>
+            </w:r>
+          </w:p>
+        </w:tc>
+        <w:tc>
+          <w:tcPr/>
+          <w:p>
+            <w:pPr>
+              <w:pStyle w:val="Compact"/>
+            </w:pPr>
+            <w:r>
+              <w:rPr>
+                <w:rFonts w:hint="eastAsia"/>
+              </w:rPr>
+              <w:t xml:space="preserve">无法直接作为正式入口访问</w:t>
+            </w:r>
+          </w:p>
+        </w:tc>
+        <w:tc>
+          <w:tcPr/>
+          <w:p>
+            <w:pPr>
+              <w:pStyle w:val="Compact"/>
+            </w:pPr>
+            <w:r>
+              <w:rPr>
+                <w:rFonts w:hint="eastAsia"/>
+              </w:rPr>
+              <w:t xml:space="preserve">安装和部署文档统一改为本地地址或占位说明</w:t>
+            </w:r>
+          </w:p>
+        </w:tc>
+      </w:tr>
+    </w:tbl>
+    <w:p>
+      <w:pPr>
+        <w:pStyle w:val="BodyText"/>
+      </w:pPr>
+      <w:r>
+        <w:rPr>
+          <w:rFonts w:hint="eastAsia"/>
+        </w:rPr>
+        <w:t xml:space="preserve">软件发布说明</w:t>
+      </w:r>
+      <w:r>
+        <w:t xml:space="preserve"> </w:t>
+      </w:r>
+      <w:r>
+        <w:rPr>
+          <w:rFonts w:hint="eastAsia"/>
+        </w:rPr>
+        <w:t xml:space="preserve">已按上述边界描述，不包含生产上线承诺。</w:t>
+      </w:r>
+    </w:p>
+    <w:bookmarkEnd w:id="21"/>
+    <w:bookmarkStart w:id="22" w:name="X146773b152a9839f09ef9db77b68e26d95de976"/>
+    <w:tbl>
+      <w:tblPr>
+        <w:tblStyle w:val="Table"/>
+        <w:tblW w:type="auto" w:w="0"/>
+        <w:tblLook w:firstRow="1" w:lastRow="0" w:firstColumn="0" w:lastColumn="0" w:noHBand="0" w:noVBand="0" w:val="0020"/>
+      </w:tblPr>
+      <w:tblGrid>
+        <w:gridCol w:w="3960"/>
+        <w:gridCol w:w="3960"/>
+      </w:tblGrid>
+      <w:tr>
+        <w:trPr>
+          <w:tblHeader w:val="on"/>
+        </w:trPr>
+        <w:tc>
+          <w:tcPr/>
+          <w:p>
+            <w:pPr>
+              <w:pStyle w:val="Compact"/>
+            </w:pPr>
+            <w:r>
+              <w:rPr>
+                <w:rFonts w:hint="eastAsia"/>
+              </w:rPr>
+              <w:t xml:space="preserve">场景</w:t>
+            </w:r>
+          </w:p>
+        </w:tc>
+        <w:tc>
+          <w:tcPr/>
+          <w:p>
+            <w:pPr>
+              <w:pStyle w:val="Compact"/>
+            </w:pPr>
+            <w:r>
+              <w:rPr>
+                <w:rFonts w:hint="eastAsia"/>
+              </w:rPr>
+              <w:t xml:space="preserve">处理方式</w:t>
+            </w:r>
+          </w:p>
+        </w:tc>
+      </w:tr>
+      <w:tr>
+        <w:tc>
+          <w:tcPr/>
+          <w:p>
+            <w:pPr>
+              <w:pStyle w:val="Compact"/>
+            </w:pPr>
+            <w:r>
+              <w:rPr>
+                <w:rFonts w:hint="eastAsia"/>
+              </w:rPr>
+              <w:t xml:space="preserve">后端启动失败</w:t>
+            </w:r>
+          </w:p>
+        </w:tc>
+        <w:tc>
+          <w:tcPr/>
+          <w:p>
+            <w:pPr>
+              <w:pStyle w:val="Compact"/>
+            </w:pPr>
+            <w:r>
+              <w:rPr>
+                <w:rFonts w:hint="eastAsia"/>
+              </w:rPr>
+              <w:t xml:space="preserve">检查</w:t>
+            </w:r>
+            <w:r>
+              <w:t xml:space="preserve"> Python </w:t>
+            </w:r>
+            <w:r>
+              <w:rPr>
+                <w:rFonts w:hint="eastAsia"/>
+              </w:rPr>
+              <w:t xml:space="preserve">版本、依赖安装和端口占用</w:t>
+            </w:r>
+          </w:p>
+        </w:tc>
+      </w:tr>
+      <w:tr>
+        <w:tc>
+          <w:tcPr/>
+          <w:p>
+            <w:pPr>
+              <w:pStyle w:val="Compact"/>
+            </w:pPr>
+            <w:r>
+              <w:rPr>
+                <w:rFonts w:hint="eastAsia"/>
+              </w:rPr>
+              <w:t xml:space="preserve">前端页面空白</w:t>
+            </w:r>
+          </w:p>
+        </w:tc>
+        <w:tc>
+          <w:tcPr/>
+          <w:p>
+            <w:pPr>
+              <w:pStyle w:val="Compact"/>
+            </w:pPr>
+            <w:r>
+              <w:rPr>
+                <w:rFonts w:hint="eastAsia"/>
+              </w:rPr>
+              <w:t xml:space="preserve">检查</w:t>
+            </w:r>
+            <w:r>
+              <w:t xml:space="preserve"> Node.js </w:t>
+            </w:r>
+            <w:r>
+              <w:rPr>
+                <w:rFonts w:hint="eastAsia"/>
+              </w:rPr>
+              <w:t xml:space="preserve">版本、依赖安装和</w:t>
+            </w:r>
+            <w:r>
+              <w:t xml:space="preserve"> API </w:t>
+            </w:r>
+            <w:r>
+              <w:rPr>
+                <w:rFonts w:hint="eastAsia"/>
+              </w:rPr>
+              <w:t xml:space="preserve">地址配置</w:t>
+            </w:r>
+          </w:p>
+        </w:tc>
+      </w:tr>
+      <w:tr>
+        <w:tc>
+          <w:tcPr/>
+          <w:p>
+            <w:pPr>
+              <w:pStyle w:val="Compact"/>
+            </w:pPr>
+            <w:r>
+              <w:rPr>
+                <w:rFonts w:hint="eastAsia"/>
+              </w:rPr>
+              <w:t xml:space="preserve">数据库异常</w:t>
+            </w:r>
+          </w:p>
+        </w:tc>
+        <w:tc>
+          <w:tcPr/>
+          <w:p>
+            <w:pPr>
+              <w:pStyle w:val="Compact"/>
+            </w:pPr>
+            <w:r>
+              <w:rPr>
+                <w:rFonts w:hint="eastAsia"/>
+              </w:rPr>
+              <w:t xml:space="preserve">删除演示</w:t>
+            </w:r>
+            <w:r>
+              <w:t xml:space="preserve"> SQLite </w:t>
+            </w:r>
+            <w:r>
+              <w:rPr>
+                <w:rFonts w:hint="eastAsia"/>
+              </w:rPr>
+              <w:t xml:space="preserve">文件后重新执行初始化脚本</w:t>
+            </w:r>
+          </w:p>
+        </w:tc>
+      </w:tr>
+      <w:tr>
+        <w:tc>
+          <w:tcPr/>
+          <w:p>
+            <w:pPr>
+              <w:pStyle w:val="Compact"/>
+            </w:pPr>
+            <w:r>
+              <w:rPr>
+                <w:rFonts w:hint="eastAsia"/>
+              </w:rPr>
+              <w:t xml:space="preserve">问答结果不准确</w:t>
+            </w:r>
+          </w:p>
+        </w:tc>
+        <w:tc>
+          <w:tcPr/>
+          <w:p>
+            <w:pPr>
+              <w:pStyle w:val="Compact"/>
+            </w:pPr>
+            <w:r>
+              <w:rPr>
+                <w:rFonts w:hint="eastAsia"/>
+              </w:rPr>
+              <w:t xml:space="preserve">记录为未命中问题，更新知识条目或关键词</w:t>
+            </w:r>
+          </w:p>
+        </w:tc>
+      </w:tr>
+      <w:tr>
+        <w:tc>
+          <w:tcPr/>
+          <w:p>
+            <w:pPr>
+              <w:pStyle w:val="Compact"/>
+            </w:pPr>
+            <w:r>
+              <w:rPr>
+                <w:rFonts w:hint="eastAsia"/>
+              </w:rPr>
+              <w:t xml:space="preserve">管理员误改知识</w:t>
+            </w:r>
+          </w:p>
+        </w:tc>
+        <w:tc>
+          <w:tcPr/>
+          <w:p>
+            <w:pPr>
+              <w:pStyle w:val="Compact"/>
+            </w:pPr>
+            <w:r>
+              <w:rPr>
+                <w:rFonts w:hint="eastAsia"/>
+              </w:rPr>
+              <w:t xml:space="preserve">使用版本历史或种子数据恢复</w:t>
+            </w:r>
+          </w:p>
+        </w:tc>
+      </w:tr>
+    </w:tbl>
+    <w:p>
+      <w:pPr>
+        <w:pStyle w:val="BodyText"/>
+      </w:pPr>
+      <w:r>
+        <w:rPr>
+          <w:rFonts w:hint="eastAsia"/>
+        </w:rPr>
+        <w:t xml:space="preserve">回滚仅指课程演示环境恢复到上一份交付包或重新初始化种子数据，不涉及生产流量切换。</w:t>
+      </w:r>
+    </w:p>
+    <w:bookmarkStart w:id="23" w:name="X37fd876826ff632124d206e60da49976196d273"/>
+    <w:tbl>
+      <w:tblPr>
+        <w:tblStyle w:val="Table"/>
+        <w:tblW w:type="auto" w:w="0"/>
+        <w:tblLook w:firstRow="1" w:lastRow="0" w:firstColumn="0" w:lastColumn="0" w:noHBand="0" w:noVBand="0" w:val="0020"/>
+      </w:tblPr>
+      <w:tblGrid>
+        <w:gridCol w:w="3960"/>
+        <w:gridCol w:w="3960"/>
+      </w:tblGrid>
+      <w:tr>
+        <w:trPr>
+          <w:tblHeader w:val="on"/>
+        </w:trPr>
+        <w:tc>
+          <w:tcPr/>
+          <w:p>
+            <w:pPr>
+              <w:pStyle w:val="Compact"/>
+            </w:pPr>
+            <w:r>
+              <w:rPr>
+                <w:rFonts w:hint="eastAsia"/>
+              </w:rPr>
+              <w:t xml:space="preserve">模块</w:t>
+            </w:r>
+          </w:p>
+        </w:tc>
+        <w:tc>
+          <w:tcPr/>
+          <w:p>
+            <w:pPr>
+              <w:pStyle w:val="Compact"/>
+            </w:pPr>
+            <w:r>
+              <w:rPr>
+                <w:rFonts w:hint="eastAsia"/>
+              </w:rPr>
+              <w:t xml:space="preserve">最终交付状态</w:t>
+            </w:r>
+          </w:p>
+        </w:tc>
+      </w:tr>
+      <w:tr>
+        <w:tc>
+          <w:tcPr/>
+          <w:p>
+            <w:pPr>
+              <w:pStyle w:val="Compact"/>
+            </w:pPr>
+            <w:r>
+              <w:rPr>
+                <w:rFonts w:hint="eastAsia"/>
+              </w:rPr>
+              <w:t xml:space="preserve">用户问答</w:t>
+            </w:r>
+          </w:p>
+        </w:tc>
+        <w:tc>
+          <w:tcPr/>
+          <w:p>
+            <w:pPr>
+              <w:pStyle w:val="Compact"/>
+            </w:pPr>
+            <w:r>
+              <w:rPr>
+                <w:rFonts w:hint="eastAsia"/>
+              </w:rPr>
+              <w:t xml:space="preserve">支持演示账号登录、样例问答、反馈、历史样例</w:t>
+            </w:r>
+          </w:p>
+        </w:tc>
+      </w:tr>
+      <w:tr>
+        <w:tc>
+          <w:tcPr/>
+          <w:p>
+            <w:pPr>
+              <w:pStyle w:val="Compact"/>
+            </w:pPr>
+            <w:r>
+              <w:rPr>
+                <w:rFonts w:hint="eastAsia"/>
+              </w:rPr>
+              <w:t xml:space="preserve">管理后台</w:t>
+            </w:r>
+          </w:p>
+        </w:tc>
+        <w:tc>
+          <w:tcPr/>
+          <w:p>
+            <w:pPr>
+              <w:pStyle w:val="Compact"/>
+            </w:pPr>
+            <w:r>
+              <w:rPr>
+                <w:rFonts w:hint="eastAsia"/>
+              </w:rPr>
+              <w:t xml:space="preserve">支持知识库样例维护、未命中处理、统计样例查看</w:t>
+            </w:r>
+          </w:p>
+        </w:tc>
+      </w:tr>
+      <w:tr>
+        <w:tc>
+          <w:tcPr/>
+          <w:p>
+            <w:pPr>
+              <w:pStyle w:val="Compact"/>
+            </w:pPr>
+            <w:r>
+              <w:rPr>
+                <w:rFonts w:hint="eastAsia"/>
+              </w:rPr>
+              <w:t xml:space="preserve">安装运行</w:t>
+            </w:r>
+          </w:p>
+        </w:tc>
+        <w:tc>
+          <w:tcPr/>
+          <w:p>
+            <w:pPr>
+              <w:pStyle w:val="Compact"/>
+            </w:pPr>
+            <w:r>
+              <w:rPr>
+                <w:rFonts w:hint="eastAsia"/>
+              </w:rPr>
+              <w:t xml:space="preserve">支持本地后端、用户前端、管理前端启动</w:t>
+            </w:r>
+          </w:p>
+        </w:tc>
+      </w:tr>
+      <w:tr>
+        <w:tc>
+          <w:tcPr/>
+          <w:p>
+            <w:pPr>
+              <w:pStyle w:val="Compact"/>
+            </w:pPr>
+            <w:r>
+              <w:rPr>
+                <w:rFonts w:hint="eastAsia"/>
+              </w:rPr>
+              <w:t xml:space="preserve">部署运维</w:t>
+            </w:r>
+          </w:p>
+        </w:tc>
+        <w:tc>
+          <w:tcPr/>
+          <w:p>
+            <w:pPr>
+              <w:pStyle w:val="Compact"/>
+            </w:pPr>
+            <w:r>
+              <w:rPr>
+                <w:rFonts w:hint="eastAsia"/>
+              </w:rPr>
+              <w:t xml:space="preserve">提供课堂演示环境部署、健康检查、备份、恢复和安全约束</w:t>
+            </w:r>
+          </w:p>
+        </w:tc>
+      </w:tr>
+      <w:tr>
+        <w:tc>
+          <w:tcPr/>
+          <w:p>
+            <w:pPr>
+              <w:pStyle w:val="Compact"/>
+            </w:pPr>
+            <w:r>
+              <w:rPr>
+                <w:rFonts w:hint="eastAsia"/>
+              </w:rPr>
+              <w:t xml:space="preserve">用户说明</w:t>
+            </w:r>
+          </w:p>
+        </w:tc>
+        <w:tc>
+          <w:tcPr/>
+          <w:p>
+            <w:pPr>
+              <w:pStyle w:val="Compact"/>
+            </w:pPr>
+            <w:r>
+              <w:rPr>
+                <w:rFonts w:hint="eastAsia"/>
+              </w:rPr>
+              <w:t xml:space="preserve">按学生、教师、辅导员、管理员、家长延后、访客受限说明</w:t>
+            </w:r>
+          </w:p>
+        </w:tc>
+      </w:tr>
+      <w:tr>
+        <w:tc>
+          <w:tcPr/>
+          <w:p>
+            <w:pPr>
+              <w:pStyle w:val="Compact"/>
+            </w:pPr>
+            <w:r>
+              <w:rPr>
+                <w:rFonts w:hint="eastAsia"/>
+              </w:rPr>
+              <w:t xml:space="preserve">已知问题</w:t>
+            </w:r>
+          </w:p>
+        </w:tc>
+        <w:tc>
+          <w:tcPr/>
+          <w:p>
+            <w:pPr>
+              <w:pStyle w:val="Compact"/>
+            </w:pPr>
+            <w:r>
+              <w:rPr>
+                <w:rFonts w:hint="eastAsia"/>
+              </w:rPr>
+              <w:t xml:space="preserve">已在发布说明、安装手册、操作手册、用户手册和部署运维指南中统一列明</w:t>
+            </w:r>
+          </w:p>
+        </w:tc>
+      </w:tr>
+    </w:tbl>
+    <w:bookmarkStart w:id="24" w:name="X724157e1650c54638b471045f7731acfb2dd4ed"/>
+    <w:p>
+      <w:pPr>
+        <w:pStyle w:val="Compact"/>
+        <w:numPr>
+          <w:ilvl w:val="0"/>
+          <w:numId w:val="1001"/>
+        </w:numPr>
+      </w:pPr>
+      <w:r>
+        <w:rPr>
+          <w:rFonts w:hint="eastAsia"/>
+        </w:rPr>
+        <w:t xml:space="preserve">按安装手册完成本地环境启动。</w:t>
+      </w:r>
+    </w:p>
+    <w:p>
+      <w:pPr>
+        <w:pStyle w:val="Compact"/>
+        <w:numPr>
+          <w:ilvl w:val="0"/>
+          <w:numId w:val="1001"/>
+        </w:numPr>
+      </w:pPr>
+      <w:r>
+        <w:rPr>
+          <w:rFonts w:hint="eastAsia"/>
+        </w:rPr>
+        <w:t xml:space="preserve">使用学生账号完成课程、考试、成绩样例查询。</w:t>
+      </w:r>
+    </w:p>
+    <w:p>
+      <w:pPr>
+        <w:pStyle w:val="Compact"/>
+        <w:numPr>
+          <w:ilvl w:val="0"/>
+          <w:numId w:val="1001"/>
+        </w:numPr>
+      </w:pPr>
+      <w:r>
+        <w:rPr>
+          <w:rFonts w:hint="eastAsia"/>
+        </w:rPr>
+        <w:t xml:space="preserve">使用管理员账号新增或编辑一条知识库样例。</w:t>
+      </w:r>
+    </w:p>
+    <w:p>
+      <w:pPr>
+        <w:pStyle w:val="Compact"/>
+        <w:numPr>
+          <w:ilvl w:val="0"/>
+          <w:numId w:val="1001"/>
+        </w:numPr>
+      </w:pPr>
+      <w:r>
+        <w:rPr>
+          <w:rFonts w:hint="eastAsia"/>
+        </w:rPr>
+        <w:t xml:space="preserve">提交一次用户反馈并在管理后台查看记录。</w:t>
+      </w:r>
+    </w:p>
+    <w:bookmarkStart w:id="25" w:name="v13-最终交付确认"/>
+    <w:tbl>
+      <w:tblPr>
+        <w:tblStyle w:val="Table"/>
+        <w:tblW w:type="auto" w:w="0"/>
+        <w:tblLook w:firstRow="1" w:lastRow="0" w:firstColumn="0" w:lastColumn="0" w:noHBand="0" w:noVBand="0" w:val="0020"/>
+      </w:tblPr>
+      <w:tblGrid>
+        <w:gridCol w:w="3960"/>
+        <w:gridCol w:w="3960"/>
+      </w:tblGrid>
+      <w:tr>
+        <w:trPr>
+          <w:tblHeader w:val="on"/>
+        </w:trPr>
+        <w:tc>
+          <w:tcPr/>
+          <w:p>
+            <w:pPr>
+              <w:pStyle w:val="Compact"/>
+            </w:pPr>
+            <w:r>
+              <w:rPr>
+                <w:rFonts w:hint="eastAsia"/>
+              </w:rPr>
+              <w:t xml:space="preserve">检查项</w:t>
+            </w:r>
+          </w:p>
+        </w:tc>
+        <w:tc>
+          <w:tcPr/>
+          <w:p>
+            <w:pPr>
+              <w:pStyle w:val="Compact"/>
+            </w:pPr>
+            <w:r>
+              <w:rPr>
+                <w:rFonts w:hint="eastAsia"/>
+              </w:rPr>
+              <w:t xml:space="preserve">结果</w:t>
+            </w:r>
+          </w:p>
+        </w:tc>
+      </w:tr>
+      <w:tr>
+        <w:tc>
+          <w:tcPr/>
+          <w:p>
+            <w:pPr>
+              <w:pStyle w:val="Compact"/>
+            </w:pPr>
+            <w:r>
+              <w:rPr>
+                <w:rFonts w:hint="eastAsia"/>
+              </w:rPr>
+              <w:t xml:space="preserve">统一元信息已补齐</w:t>
+            </w:r>
+          </w:p>
+        </w:tc>
+        <w:tc>
+          <w:tcPr/>
+          <w:p>
+            <w:pPr>
+              <w:pStyle w:val="Compact"/>
+            </w:pPr>
+            <w:r>
+              <w:rPr>
+                <w:rFonts w:hint="eastAsia"/>
+              </w:rPr>
+              <w:t xml:space="preserve">通过</w:t>
+            </w:r>
+          </w:p>
+        </w:tc>
+      </w:tr>
+      <w:tr>
+        <w:tc>
+          <w:tcPr/>
+          <w:p>
+            <w:pPr>
+              <w:pStyle w:val="Compact"/>
+            </w:pPr>
+            <w:r>
+              <w:t xml:space="preserve">V1.0 </w:t>
+            </w:r>
+            <w:r>
+              <w:rPr>
+                <w:rFonts w:hint="eastAsia"/>
+              </w:rPr>
+              <w:t xml:space="preserve">至</w:t>
+            </w:r>
+            <w:r>
+              <w:t xml:space="preserve"> V1.3 </w:t>
+            </w:r>
+            <w:r>
+              <w:rPr>
+                <w:rFonts w:hint="eastAsia"/>
+              </w:rPr>
+              <w:t xml:space="preserve">版本链连续</w:t>
+            </w:r>
+          </w:p>
+        </w:tc>
+        <w:tc>
+          <w:tcPr/>
+          <w:p>
+            <w:pPr>
+              <w:pStyle w:val="Compact"/>
+            </w:pPr>
+            <w:r>
+              <w:rPr>
+                <w:rFonts w:hint="eastAsia"/>
+              </w:rPr>
+              <w:t xml:space="preserve">通过</w:t>
+            </w:r>
+          </w:p>
+        </w:tc>
+      </w:tr>
+      <w:tr>
+        <w:tc>
+          <w:tcPr/>
+          <w:p>
+            <w:pPr>
+              <w:pStyle w:val="Compact"/>
+            </w:pPr>
+            <w:r>
+              <w:rPr>
+                <w:rFonts w:hint="eastAsia"/>
+              </w:rPr>
+              <w:t xml:space="preserve">课程原型/需求工程交付范围已声明</w:t>
+            </w:r>
+          </w:p>
+        </w:tc>
+        <w:tc>
+          <w:tcPr/>
+          <w:p>
+            <w:pPr>
+              <w:pStyle w:val="Compact"/>
+            </w:pPr>
+            <w:r>
+              <w:rPr>
+                <w:rFonts w:hint="eastAsia"/>
+              </w:rPr>
+              <w:t xml:space="preserve">通过</w:t>
+            </w:r>
+          </w:p>
+        </w:tc>
+      </w:tr>
+      <w:tr>
+        <w:tc>
+          <w:tcPr/>
+          <w:p>
+            <w:pPr>
+              <w:pStyle w:val="Compact"/>
+            </w:pPr>
+            <w:r>
+              <w:rPr>
+                <w:rFonts w:hint="eastAsia"/>
+              </w:rPr>
+              <w:t xml:space="preserve">生产上线、7x24、等保、真实接口等夸大表述已收敛</w:t>
+            </w:r>
+          </w:p>
+        </w:tc>
+        <w:tc>
+          <w:tcPr/>
+          <w:p>
+            <w:pPr>
+              <w:pStyle w:val="Compact"/>
+            </w:pPr>
+            <w:r>
+              <w:rPr>
+                <w:rFonts w:hint="eastAsia"/>
+              </w:rPr>
+              <w:t xml:space="preserve">通过</w:t>
+            </w:r>
+          </w:p>
+        </w:tc>
+      </w:tr>
+      <w:tr>
+        <w:tc>
+          <w:tcPr/>
+          <w:p>
+            <w:pPr>
+              <w:pStyle w:val="Compact"/>
+            </w:pPr>
+            <w:r>
+              <w:rPr>
+                <w:rFonts w:hint="eastAsia"/>
+              </w:rPr>
+              <w:t xml:space="preserve">家长/访客能力已标记为延后或受限</w:t>
+            </w:r>
+          </w:p>
+        </w:tc>
+        <w:tc>
+          <w:tcPr/>
+          <w:p>
+            <w:pPr>
+              <w:pStyle w:val="Compact"/>
+            </w:pPr>
+            <w:r>
+              <w:rPr>
+                <w:rFonts w:hint="eastAsia"/>
+              </w:rPr>
+              <w:t xml:space="preserve">通过</w:t>
+            </w:r>
+          </w:p>
+        </w:tc>
+      </w:tr>
+      <w:tr>
+        <w:tc>
+          <w:tcPr/>
+          <w:p>
+            <w:pPr>
+              <w:pStyle w:val="Compact"/>
+            </w:pPr>
+            <w:r>
+              <w:rPr>
+                <w:rFonts w:hint="eastAsia"/>
+              </w:rPr>
+              <w:t xml:space="preserve">运维、安全、已知问题和最终移交说明已补充</w:t>
+            </w:r>
+          </w:p>
+        </w:tc>
+        <w:tc>
+          <w:tcPr/>
+          <w:p>
+            <w:pPr>
+              <w:pStyle w:val="Compact"/>
+            </w:pPr>
+            <w:r>
+              <w:rPr>
+                <w:rFonts w:hint="eastAsia"/>
+              </w:rPr>
+              <w:t xml:space="preserve">通过</w:t>
+            </w:r>
+          </w:p>
+        </w:tc>
+      </w:tr>
+    </w:tbl>
+    <w:p>
+      <w:pPr>
+        <w:pStyle w:val="BodyText"/>
+      </w:pPr>
+      <w:r>
+        <w:rPr>
+          <w:rFonts w:hint="eastAsia"/>
+        </w:rPr>
+        <w:t xml:space="preserve">《软件发布说明(SRN)》V1.3</w:t>
+      </w:r>
+      <w:r>
+        <w:t xml:space="preserve"> </w:t>
+      </w:r>
+      <w:r>
+        <w:rPr>
+          <w:rFonts w:hint="eastAsia"/>
+        </w:rPr>
+        <w:t xml:space="preserve">为最终交付副本。不带版本号的同名正式文件与本版本内容一致，用于课程归档和评审查阅。</w:t>
+      </w:r>
+    </w:p>
+    <w:bookmarkEnd w:id="26"/>
+    <w:p>
+      <w:pPr>
+        <w:pStyle w:val="Title"/>
       </w:pPr>
       <w:r>
         <w:rPr>
@@ -28,13 +1547,7 @@
         <w:t xml:space="preserve">软件发布说明(SRN)</w:t>
       </w:r>
       <w:r>
-        <w:t xml:space="preserve"> - </w:t>
-      </w:r>
-      <w:r>
-        <w:rPr>
-          <w:rFonts w:hint="eastAsia"/>
-        </w:rPr>
-        <w:t xml:space="preserve">校务问答机器人</w:t>
+        <w:t xml:space="preserve"> V1.3</w:t>
       </w:r>
     </w:p>
     <w:tbl>
@@ -447,7 +1960,6 @@
         </w:tc>
       </w:tr>
     </w:tbl>
-    <w:bookmarkStart w:id="9" w:name="版本定位"/>
     <w:p>
       <w:pPr>
         <w:pStyle w:val="Heading2"/>
@@ -461,19 +1973,6 @@
     </w:p>
     <w:p>
       <w:pPr>
-        <w:pStyle w:val="FirstParagraph"/>
-      </w:pPr>
-      <w:r>
-        <w:rPr>
-          <w:rFonts w:hint="eastAsia"/>
-        </w:rPr>
-        <w:t xml:space="preserve">形成课程需求工程最终交付副本，固化验收、限制和移交说明。</w:t>
-      </w:r>
-    </w:p>
-    <w:bookmarkEnd w:id="9"/>
-    <w:bookmarkStart w:id="10" w:name="统一范围声明"/>
-    <w:p>
-      <w:pPr>
         <w:pStyle w:val="Heading2"/>
       </w:pPr>
       <w:r>
@@ -483,39 +1982,6 @@
         <w:t xml:space="preserve">统一范围声明</w:t>
       </w:r>
     </w:p>
-    <w:p>
-      <w:pPr>
-        <w:pStyle w:val="FirstParagraph"/>
-      </w:pPr>
-      <w:r>
-        <w:rPr>
-          <w:rFonts w:hint="eastAsia"/>
-        </w:rPr>
-        <w:t xml:space="preserve">本文档服务于《软件需求分析原理与实践》课程原型与需求工程交付。系统以本地演示环境、课堂评审环境或受控校内测试环境为边界，不声明已经生产上线，不承诺正式</w:t>
-      </w:r>
-      <w:r>
-        <w:t xml:space="preserve"> SLA、7x24 </w:t>
-      </w:r>
-      <w:r>
-        <w:rPr>
-          <w:rFonts w:hint="eastAsia"/>
-        </w:rPr>
-        <w:t xml:space="preserve">服务、等保测评通过、真实教务系统对接或真实个人数据处理能力。</w:t>
-      </w:r>
-    </w:p>
-    <w:p>
-      <w:pPr>
-        <w:pStyle w:val="BodyText"/>
-      </w:pPr>
-      <w:r>
-        <w:rPr>
-          <w:rFonts w:hint="eastAsia"/>
-        </w:rPr>
-        <w:t xml:space="preserve">文档中的域名、账号、外部系统、联系方式和数据均为演示或占位。若未来进入学校正式建设流程，需要重新完成立项审批、安全评估、数据授权、接口联调、运维接管和上线验收。</w:t>
-      </w:r>
-    </w:p>
-    <w:bookmarkEnd w:id="10"/>
-    <w:bookmarkStart w:id="11" w:name="版本演进记录"/>
     <w:p>
       <w:pPr>
         <w:pStyle w:val="Heading2"/>
@@ -809,8 +2275,6 @@
         </w:tc>
       </w:tr>
     </w:tbl>
-    <w:bookmarkEnd w:id="11"/>
-    <w:bookmarkStart w:id="12" w:name="Xd5412f4bdfc59366c18dbeab8afec6fe6c85194"/>
     <w:p>
       <w:pPr>
         <w:pStyle w:val="Heading2"/>
@@ -825,42 +2289,6 @@
         <w:t xml:space="preserve">发布概述</w:t>
       </w:r>
     </w:p>
-    <w:p>
-      <w:pPr>
-        <w:pStyle w:val="FirstParagraph"/>
-      </w:pPr>
-      <w:r>
-        <w:rPr>
-          <w:rFonts w:hint="eastAsia"/>
-        </w:rPr>
-        <w:t xml:space="preserve">校务问答机器人是面向校园咨询场景的课程原型系统。本发布说明记录各版本交付内容、运行边界、功能状态、安装入口和已知问题。</w:t>
-      </w:r>
-    </w:p>
-    <w:p>
-      <w:pPr>
-        <w:pStyle w:val="BodyText"/>
-      </w:pPr>
-      <w:r>
-        <w:t xml:space="preserve">V1.0 </w:t>
-      </w:r>
-      <w:r>
-        <w:rPr>
-          <w:rFonts w:hint="eastAsia"/>
-        </w:rPr>
-        <w:t xml:space="preserve">版本的目标是证明需求可行性：通过</w:t>
-      </w:r>
-      <w:r>
-        <w:t xml:space="preserve"> Web </w:t>
-      </w:r>
-      <w:r>
-        <w:rPr>
-          <w:rFonts w:hint="eastAsia"/>
-        </w:rPr>
-        <w:t xml:space="preserve">聊天界面、规则意图识别、知识库样例和管理后台样例展示主要业务流程。系统不连接真实教务、OA、统一身份认证或微信平台。</w:t>
-      </w:r>
-    </w:p>
-    <w:bookmarkEnd w:id="12"/>
-    <w:bookmarkStart w:id="13" w:name="X9526fc36b0376b5acb87f68ab17c13bd2ee3858"/>
     <w:p>
       <w:pPr>
         <w:pStyle w:val="Heading2"/>
@@ -1135,8 +2563,6 @@
         </w:tc>
       </w:tr>
     </w:tbl>
-    <w:bookmarkEnd w:id="13"/>
-    <w:bookmarkStart w:id="14" w:name="X90e6a0df5bd877bdb02c9e049838c99fa86b97f"/>
     <w:p>
       <w:pPr>
         <w:pStyle w:val="Heading2"/>
@@ -1448,8 +2874,6 @@
         </w:tc>
       </w:tr>
     </w:tbl>
-    <w:bookmarkEnd w:id="14"/>
-    <w:bookmarkStart w:id="15" w:name="X892b062c5f31a57cf294802f646b9e5d0236965"/>
     <w:p>
       <w:pPr>
         <w:pStyle w:val="Heading2"/>
@@ -1875,8 +3299,6 @@
         </w:tc>
       </w:tr>
     </w:tbl>
-    <w:bookmarkEnd w:id="15"/>
-    <w:bookmarkStart w:id="16" w:name="用户角色与访问边界"/>
     <w:p>
       <w:pPr>
         <w:pStyle w:val="Heading2"/>
@@ -2318,19 +3740,6 @@
     </w:tbl>
     <w:p>
       <w:pPr>
-        <w:pStyle w:val="BodyText"/>
-      </w:pPr>
-      <w:r>
-        <w:rPr>
-          <w:rFonts w:hint="eastAsia"/>
-        </w:rPr>
-        <w:t xml:space="preserve">角色权限以课程原型演示为准。发布范围以学生、教师、辅导员、管理员为主要演示角色。</w:t>
-      </w:r>
-    </w:p>
-    <w:bookmarkEnd w:id="16"/>
-    <w:bookmarkStart w:id="17" w:name="Xb412760e25fb89c7f417db80745f30d4ebc86c9"/>
-    <w:p>
-      <w:pPr>
         <w:pStyle w:val="Heading2"/>
       </w:pPr>
       <w:r>
@@ -2341,20 +3750,6 @@
           <w:rFonts w:hint="eastAsia"/>
         </w:rPr>
         <w:t xml:space="preserve">角色补充说明</w:t>
-      </w:r>
-    </w:p>
-    <w:p>
-      <w:pPr>
-        <w:pStyle w:val="FirstParagraph"/>
-      </w:pPr>
-      <w:r>
-        <w:t xml:space="preserve">V1.1 </w:t>
-      </w:r>
-      <w:r>
-        <w:rPr>
-          <w:rFonts w:hint="eastAsia"/>
-        </w:rPr>
-        <w:t xml:space="preserve">对发布范围进行了角色化整理，修正“全体师生、家长、访客均完整可用”的表述。学生、教师、辅导员和管理员为主要验收角色；家长、访客只作为需求场景保留，不进入个人数据功能验收。</w:t>
       </w:r>
     </w:p>
     <w:tbl>
@@ -2581,8 +3976,6 @@
         </w:tc>
       </w:tr>
     </w:tbl>
-    <w:bookmarkEnd w:id="17"/>
-    <w:bookmarkStart w:id="21" w:name="运维安全与已知问题"/>
     <w:p>
       <w:pPr>
         <w:pStyle w:val="Heading2"/>
@@ -2594,18 +3987,6 @@
         <w:t xml:space="preserve">运维、安全与已知问题</w:t>
       </w:r>
     </w:p>
-    <w:bookmarkStart w:id="18" w:name="运维边界"/>
-    <w:p>
-      <w:pPr>
-        <w:pStyle w:val="Heading3"/>
-      </w:pPr>
-      <w:r>
-        <w:rPr>
-          <w:rFonts w:hint="eastAsia"/>
-        </w:rPr>
-        <w:t xml:space="preserve">运维边界</w:t>
-      </w:r>
-    </w:p>
     <w:p>
       <w:pPr>
         <w:pStyle w:val="FirstParagraph"/>
@@ -2635,8 +4016,6 @@
         <w:t xml:space="preserve">MySQL，仅作为兼容性验证，不代表正式生产部署。</w:t>
       </w:r>
     </w:p>
-    <w:bookmarkEnd w:id="18"/>
-    <w:bookmarkStart w:id="19" w:name="安全要求"/>
     <w:p>
       <w:pPr>
         <w:pStyle w:val="Heading3"/>
@@ -2863,7 +4242,6 @@
         </w:tc>
       </w:tr>
     </w:tbl>
-    <w:bookmarkEnd w:id="19"/>
     <w:bookmarkStart w:id="20" w:name="已知问题"/>
     <w:p>
       <w:pPr>
@@ -2876,402 +4254,7 @@
         <w:t xml:space="preserve">已知问题</w:t>
       </w:r>
     </w:p>
-    <w:tbl>
-      <w:tblPr>
-        <w:tblStyle w:val="Table"/>
-        <w:tblW w:type="auto" w:w="0"/>
-        <w:tblLook w:firstRow="1" w:lastRow="0" w:firstColumn="0" w:lastColumn="0" w:noHBand="0" w:noVBand="0" w:val="0020"/>
-      </w:tblPr>
-      <w:tblGrid>
-        <w:gridCol w:w="1980"/>
-        <w:gridCol w:w="1980"/>
-        <w:gridCol w:w="1980"/>
-        <w:gridCol w:w="1980"/>
-      </w:tblGrid>
-      <w:tr>
-        <w:trPr>
-          <w:tblHeader w:val="on"/>
-        </w:trPr>
-        <w:tc>
-          <w:tcPr/>
-          <w:p>
-            <w:pPr>
-              <w:pStyle w:val="Compact"/>
-            </w:pPr>
-            <w:r>
-              <w:rPr>
-                <w:rFonts w:hint="eastAsia"/>
-              </w:rPr>
-              <w:t xml:space="preserve">编号</w:t>
-            </w:r>
-          </w:p>
-        </w:tc>
-        <w:tc>
-          <w:tcPr/>
-          <w:p>
-            <w:pPr>
-              <w:pStyle w:val="Compact"/>
-            </w:pPr>
-            <w:r>
-              <w:rPr>
-                <w:rFonts w:hint="eastAsia"/>
-              </w:rPr>
-              <w:t xml:space="preserve">问题</w:t>
-            </w:r>
-          </w:p>
-        </w:tc>
-        <w:tc>
-          <w:tcPr/>
-          <w:p>
-            <w:pPr>
-              <w:pStyle w:val="Compact"/>
-            </w:pPr>
-            <w:r>
-              <w:rPr>
-                <w:rFonts w:hint="eastAsia"/>
-              </w:rPr>
-              <w:t xml:space="preserve">影响</w:t>
-            </w:r>
-          </w:p>
-        </w:tc>
-        <w:tc>
-          <w:tcPr/>
-          <w:p>
-            <w:pPr>
-              <w:pStyle w:val="Compact"/>
-            </w:pPr>
-            <w:r>
-              <w:t xml:space="preserve">V1.3 </w:t>
-            </w:r>
-            <w:r>
-              <w:rPr>
-                <w:rFonts w:hint="eastAsia"/>
-              </w:rPr>
-              <w:t xml:space="preserve">处理方式</w:t>
-            </w:r>
-          </w:p>
-        </w:tc>
-      </w:tr>
-      <w:tr>
-        <w:tc>
-          <w:tcPr/>
-          <w:p>
-            <w:pPr>
-              <w:pStyle w:val="Compact"/>
-            </w:pPr>
-            <w:r>
-              <w:t xml:space="preserve">KN-001</w:t>
-            </w:r>
-          </w:p>
-        </w:tc>
-        <w:tc>
-          <w:tcPr/>
-          <w:p>
-            <w:pPr>
-              <w:pStyle w:val="Compact"/>
-            </w:pPr>
-            <w:r>
-              <w:rPr>
-                <w:rFonts w:hint="eastAsia"/>
-              </w:rPr>
-              <w:t xml:space="preserve">意图识别以规则和关键词为主</w:t>
-            </w:r>
-          </w:p>
-        </w:tc>
-        <w:tc>
-          <w:tcPr/>
-          <w:p>
-            <w:pPr>
-              <w:pStyle w:val="Compact"/>
-            </w:pPr>
-            <w:r>
-              <w:rPr>
-                <w:rFonts w:hint="eastAsia"/>
-              </w:rPr>
-              <w:t xml:space="preserve">对复杂问法和多轮省略理解有限</w:t>
-            </w:r>
-          </w:p>
-        </w:tc>
-        <w:tc>
-          <w:tcPr/>
-          <w:p>
-            <w:pPr>
-              <w:pStyle w:val="Compact"/>
-            </w:pPr>
-            <w:r>
-              <w:rPr>
-                <w:rFonts w:hint="eastAsia"/>
-              </w:rPr>
-              <w:t xml:space="preserve">在用户手册中提示建议问法，保留反馈入口</w:t>
-            </w:r>
-          </w:p>
-        </w:tc>
-      </w:tr>
-      <w:tr>
-        <w:tc>
-          <w:tcPr/>
-          <w:p>
-            <w:pPr>
-              <w:pStyle w:val="Compact"/>
-            </w:pPr>
-            <w:r>
-              <w:t xml:space="preserve">KN-002</w:t>
-            </w:r>
-          </w:p>
-        </w:tc>
-        <w:tc>
-          <w:tcPr/>
-          <w:p>
-            <w:pPr>
-              <w:pStyle w:val="Compact"/>
-            </w:pPr>
-            <w:r>
-              <w:rPr>
-                <w:rFonts w:hint="eastAsia"/>
-              </w:rPr>
-              <w:t xml:space="preserve">查询数据为种子数据和模拟数据</w:t>
-            </w:r>
-          </w:p>
-        </w:tc>
-        <w:tc>
-          <w:tcPr/>
-          <w:p>
-            <w:pPr>
-              <w:pStyle w:val="Compact"/>
-            </w:pPr>
-            <w:r>
-              <w:rPr>
-                <w:rFonts w:hint="eastAsia"/>
-              </w:rPr>
-              <w:t xml:space="preserve">不能代表真实教务、OA</w:t>
-            </w:r>
-            <w:r>
-              <w:t xml:space="preserve"> </w:t>
-            </w:r>
-            <w:r>
-              <w:rPr>
-                <w:rFonts w:hint="eastAsia"/>
-              </w:rPr>
-              <w:t xml:space="preserve">或招生系统结果</w:t>
-            </w:r>
-          </w:p>
-        </w:tc>
-        <w:tc>
-          <w:tcPr/>
-          <w:p>
-            <w:pPr>
-              <w:pStyle w:val="Compact"/>
-            </w:pPr>
-            <w:r>
-              <w:rPr>
-                <w:rFonts w:hint="eastAsia"/>
-              </w:rPr>
-              <w:t xml:space="preserve">在所有正式文档中声明演示数据范围</w:t>
-            </w:r>
-          </w:p>
-        </w:tc>
-      </w:tr>
-      <w:tr>
-        <w:tc>
-          <w:tcPr/>
-          <w:p>
-            <w:pPr>
-              <w:pStyle w:val="Compact"/>
-            </w:pPr>
-            <w:r>
-              <w:t xml:space="preserve">KN-003</w:t>
-            </w:r>
-          </w:p>
-        </w:tc>
-        <w:tc>
-          <w:tcPr/>
-          <w:p>
-            <w:pPr>
-              <w:pStyle w:val="Compact"/>
-            </w:pPr>
-            <w:r>
-              <w:rPr>
-                <w:rFonts w:hint="eastAsia"/>
-              </w:rPr>
-              <w:t xml:space="preserve">家长和访客能力未接入真实认证</w:t>
-            </w:r>
-          </w:p>
-        </w:tc>
-        <w:tc>
-          <w:tcPr/>
-          <w:p>
-            <w:pPr>
-              <w:pStyle w:val="Compact"/>
-            </w:pPr>
-            <w:r>
-              <w:rPr>
-                <w:rFonts w:hint="eastAsia"/>
-              </w:rPr>
-              <w:t xml:space="preserve">无法完成真实家长授权或访客个性化服务</w:t>
-            </w:r>
-          </w:p>
-        </w:tc>
-        <w:tc>
-          <w:tcPr/>
-          <w:p>
-            <w:pPr>
-              <w:pStyle w:val="Compact"/>
-            </w:pPr>
-            <w:r>
-              <w:rPr>
-                <w:rFonts w:hint="eastAsia"/>
-              </w:rPr>
-              <w:t xml:space="preserve">标记为延后/受限，不纳入</w:t>
-            </w:r>
-            <w:r>
-              <w:t xml:space="preserve"> V1.3 </w:t>
-            </w:r>
-            <w:r>
-              <w:rPr>
-                <w:rFonts w:hint="eastAsia"/>
-              </w:rPr>
-              <w:t xml:space="preserve">验收</w:t>
-            </w:r>
-          </w:p>
-        </w:tc>
-      </w:tr>
-      <w:tr>
-        <w:tc>
-          <w:tcPr/>
-          <w:p>
-            <w:pPr>
-              <w:pStyle w:val="Compact"/>
-            </w:pPr>
-            <w:r>
-              <w:t xml:space="preserve">KN-004</w:t>
-            </w:r>
-          </w:p>
-        </w:tc>
-        <w:tc>
-          <w:tcPr/>
-          <w:p>
-            <w:pPr>
-              <w:pStyle w:val="Compact"/>
-            </w:pPr>
-            <w:r>
-              <w:rPr>
-                <w:rFonts w:hint="eastAsia"/>
-              </w:rPr>
-              <w:t xml:space="preserve">当前未配置生产级监控告警</w:t>
-            </w:r>
-          </w:p>
-        </w:tc>
-        <w:tc>
-          <w:tcPr/>
-          <w:p>
-            <w:pPr>
-              <w:pStyle w:val="Compact"/>
-            </w:pPr>
-            <w:r>
-              <w:rPr>
-                <w:rFonts w:hint="eastAsia"/>
-              </w:rPr>
-              <w:t xml:space="preserve">无法满足正式运维</w:t>
-            </w:r>
-            <w:r>
-              <w:t xml:space="preserve"> SLA</w:t>
-            </w:r>
-          </w:p>
-        </w:tc>
-        <w:tc>
-          <w:tcPr/>
-          <w:p>
-            <w:pPr>
-              <w:pStyle w:val="Compact"/>
-            </w:pPr>
-            <w:r>
-              <w:rPr>
-                <w:rFonts w:hint="eastAsia"/>
-              </w:rPr>
-              <w:t xml:space="preserve">仅提供课堂演示级健康检查和日志排查流程</w:t>
-            </w:r>
-          </w:p>
-        </w:tc>
-      </w:tr>
-      <w:tr>
-        <w:tc>
-          <w:tcPr/>
-          <w:p>
-            <w:pPr>
-              <w:pStyle w:val="Compact"/>
-            </w:pPr>
-            <w:r>
-              <w:t xml:space="preserve">KN-005</w:t>
-            </w:r>
-          </w:p>
-        </w:tc>
-        <w:tc>
-          <w:tcPr/>
-          <w:p>
-            <w:pPr>
-              <w:pStyle w:val="Compact"/>
-            </w:pPr>
-            <w:r>
-              <w:rPr>
-                <w:rFonts w:hint="eastAsia"/>
-              </w:rPr>
-              <w:t xml:space="preserve">文档中的外部域名为占位</w:t>
-            </w:r>
-          </w:p>
-        </w:tc>
-        <w:tc>
-          <w:tcPr/>
-          <w:p>
-            <w:pPr>
-              <w:pStyle w:val="Compact"/>
-            </w:pPr>
-            <w:r>
-              <w:rPr>
-                <w:rFonts w:hint="eastAsia"/>
-              </w:rPr>
-              <w:t xml:space="preserve">无法直接作为正式入口访问</w:t>
-            </w:r>
-          </w:p>
-        </w:tc>
-        <w:tc>
-          <w:tcPr/>
-          <w:p>
-            <w:pPr>
-              <w:pStyle w:val="Compact"/>
-            </w:pPr>
-            <w:r>
-              <w:rPr>
-                <w:rFonts w:hint="eastAsia"/>
-              </w:rPr>
-              <w:t xml:space="preserve">安装和部署文档统一改为本地地址或占位说明</w:t>
-            </w:r>
-          </w:p>
-        </w:tc>
-      </w:tr>
-    </w:tbl>
-    <w:p>
-      <w:pPr>
-        <w:pStyle w:val="BodyText"/>
-      </w:pPr>
-      <w:r>
-        <w:rPr>
-          <w:rFonts w:hint="eastAsia"/>
-        </w:rPr>
-        <w:t xml:space="preserve">软件发布说明</w:t>
-      </w:r>
-      <w:r>
-        <w:t xml:space="preserve"> </w:t>
-      </w:r>
-      <w:r>
-        <w:rPr>
-          <w:rFonts w:hint="eastAsia"/>
-        </w:rPr>
-        <w:t xml:space="preserve">已按上述边界描述，不包含生产上线承诺。</w:t>
-      </w:r>
-    </w:p>
     <w:bookmarkEnd w:id="20"/>
-    <w:bookmarkEnd w:id="21"/>
-    <w:bookmarkStart w:id="22" w:name="X146773b152a9839f09ef9db77b68e26d95de976"/>
     <w:p>
       <w:pPr>
         <w:pStyle w:val="Heading2"/>
@@ -3286,249 +4269,7 @@
         <w:t xml:space="preserve">发布风险与回滚</w:t>
       </w:r>
     </w:p>
-    <w:tbl>
-      <w:tblPr>
-        <w:tblStyle w:val="Table"/>
-        <w:tblW w:type="auto" w:w="0"/>
-        <w:tblLook w:firstRow="1" w:lastRow="0" w:firstColumn="0" w:lastColumn="0" w:noHBand="0" w:noVBand="0" w:val="0020"/>
-      </w:tblPr>
-      <w:tblGrid>
-        <w:gridCol w:w="3960"/>
-        <w:gridCol w:w="3960"/>
-      </w:tblGrid>
-      <w:tr>
-        <w:trPr>
-          <w:tblHeader w:val="on"/>
-        </w:trPr>
-        <w:tc>
-          <w:tcPr/>
-          <w:p>
-            <w:pPr>
-              <w:pStyle w:val="Compact"/>
-            </w:pPr>
-            <w:r>
-              <w:rPr>
-                <w:rFonts w:hint="eastAsia"/>
-              </w:rPr>
-              <w:t xml:space="preserve">场景</w:t>
-            </w:r>
-          </w:p>
-        </w:tc>
-        <w:tc>
-          <w:tcPr/>
-          <w:p>
-            <w:pPr>
-              <w:pStyle w:val="Compact"/>
-            </w:pPr>
-            <w:r>
-              <w:rPr>
-                <w:rFonts w:hint="eastAsia"/>
-              </w:rPr>
-              <w:t xml:space="preserve">处理方式</w:t>
-            </w:r>
-          </w:p>
-        </w:tc>
-      </w:tr>
-      <w:tr>
-        <w:tc>
-          <w:tcPr/>
-          <w:p>
-            <w:pPr>
-              <w:pStyle w:val="Compact"/>
-            </w:pPr>
-            <w:r>
-              <w:rPr>
-                <w:rFonts w:hint="eastAsia"/>
-              </w:rPr>
-              <w:t xml:space="preserve">后端启动失败</w:t>
-            </w:r>
-          </w:p>
-        </w:tc>
-        <w:tc>
-          <w:tcPr/>
-          <w:p>
-            <w:pPr>
-              <w:pStyle w:val="Compact"/>
-            </w:pPr>
-            <w:r>
-              <w:rPr>
-                <w:rFonts w:hint="eastAsia"/>
-              </w:rPr>
-              <w:t xml:space="preserve">检查</w:t>
-            </w:r>
-            <w:r>
-              <w:t xml:space="preserve"> Python </w:t>
-            </w:r>
-            <w:r>
-              <w:rPr>
-                <w:rFonts w:hint="eastAsia"/>
-              </w:rPr>
-              <w:t xml:space="preserve">版本、依赖安装和端口占用</w:t>
-            </w:r>
-          </w:p>
-        </w:tc>
-      </w:tr>
-      <w:tr>
-        <w:tc>
-          <w:tcPr/>
-          <w:p>
-            <w:pPr>
-              <w:pStyle w:val="Compact"/>
-            </w:pPr>
-            <w:r>
-              <w:rPr>
-                <w:rFonts w:hint="eastAsia"/>
-              </w:rPr>
-              <w:t xml:space="preserve">前端页面空白</w:t>
-            </w:r>
-          </w:p>
-        </w:tc>
-        <w:tc>
-          <w:tcPr/>
-          <w:p>
-            <w:pPr>
-              <w:pStyle w:val="Compact"/>
-            </w:pPr>
-            <w:r>
-              <w:rPr>
-                <w:rFonts w:hint="eastAsia"/>
-              </w:rPr>
-              <w:t xml:space="preserve">检查</w:t>
-            </w:r>
-            <w:r>
-              <w:t xml:space="preserve"> Node.js </w:t>
-            </w:r>
-            <w:r>
-              <w:rPr>
-                <w:rFonts w:hint="eastAsia"/>
-              </w:rPr>
-              <w:t xml:space="preserve">版本、依赖安装和</w:t>
-            </w:r>
-            <w:r>
-              <w:t xml:space="preserve"> API </w:t>
-            </w:r>
-            <w:r>
-              <w:rPr>
-                <w:rFonts w:hint="eastAsia"/>
-              </w:rPr>
-              <w:t xml:space="preserve">地址配置</w:t>
-            </w:r>
-          </w:p>
-        </w:tc>
-      </w:tr>
-      <w:tr>
-        <w:tc>
-          <w:tcPr/>
-          <w:p>
-            <w:pPr>
-              <w:pStyle w:val="Compact"/>
-            </w:pPr>
-            <w:r>
-              <w:rPr>
-                <w:rFonts w:hint="eastAsia"/>
-              </w:rPr>
-              <w:t xml:space="preserve">数据库异常</w:t>
-            </w:r>
-          </w:p>
-        </w:tc>
-        <w:tc>
-          <w:tcPr/>
-          <w:p>
-            <w:pPr>
-              <w:pStyle w:val="Compact"/>
-            </w:pPr>
-            <w:r>
-              <w:rPr>
-                <w:rFonts w:hint="eastAsia"/>
-              </w:rPr>
-              <w:t xml:space="preserve">删除演示</w:t>
-            </w:r>
-            <w:r>
-              <w:t xml:space="preserve"> SQLite </w:t>
-            </w:r>
-            <w:r>
-              <w:rPr>
-                <w:rFonts w:hint="eastAsia"/>
-              </w:rPr>
-              <w:t xml:space="preserve">文件后重新执行初始化脚本</w:t>
-            </w:r>
-          </w:p>
-        </w:tc>
-      </w:tr>
-      <w:tr>
-        <w:tc>
-          <w:tcPr/>
-          <w:p>
-            <w:pPr>
-              <w:pStyle w:val="Compact"/>
-            </w:pPr>
-            <w:r>
-              <w:rPr>
-                <w:rFonts w:hint="eastAsia"/>
-              </w:rPr>
-              <w:t xml:space="preserve">问答结果不准确</w:t>
-            </w:r>
-          </w:p>
-        </w:tc>
-        <w:tc>
-          <w:tcPr/>
-          <w:p>
-            <w:pPr>
-              <w:pStyle w:val="Compact"/>
-            </w:pPr>
-            <w:r>
-              <w:rPr>
-                <w:rFonts w:hint="eastAsia"/>
-              </w:rPr>
-              <w:t xml:space="preserve">记录为未命中问题，更新知识条目或关键词</w:t>
-            </w:r>
-          </w:p>
-        </w:tc>
-      </w:tr>
-      <w:tr>
-        <w:tc>
-          <w:tcPr/>
-          <w:p>
-            <w:pPr>
-              <w:pStyle w:val="Compact"/>
-            </w:pPr>
-            <w:r>
-              <w:rPr>
-                <w:rFonts w:hint="eastAsia"/>
-              </w:rPr>
-              <w:t xml:space="preserve">管理员误改知识</w:t>
-            </w:r>
-          </w:p>
-        </w:tc>
-        <w:tc>
-          <w:tcPr/>
-          <w:p>
-            <w:pPr>
-              <w:pStyle w:val="Compact"/>
-            </w:pPr>
-            <w:r>
-              <w:rPr>
-                <w:rFonts w:hint="eastAsia"/>
-              </w:rPr>
-              <w:t xml:space="preserve">使用版本历史或种子数据恢复</w:t>
-            </w:r>
-          </w:p>
-        </w:tc>
-      </w:tr>
-    </w:tbl>
-    <w:p>
-      <w:pPr>
-        <w:pStyle w:val="BodyText"/>
-      </w:pPr>
-      <w:r>
-        <w:rPr>
-          <w:rFonts w:hint="eastAsia"/>
-        </w:rPr>
-        <w:t xml:space="preserve">回滚仅指课程演示环境恢复到上一份交付包或重新初始化种子数据，不涉及生产流量切换。</w:t>
-      </w:r>
-    </w:p>
     <w:bookmarkEnd w:id="22"/>
-    <w:bookmarkStart w:id="23" w:name="X37fd876826ff632124d206e60da49976196d273"/>
     <w:p>
       <w:pPr>
         <w:pStyle w:val="Heading2"/>
@@ -3543,232 +4284,7 @@
         <w:t xml:space="preserve">最终发布内容</w:t>
       </w:r>
     </w:p>
-    <w:tbl>
-      <w:tblPr>
-        <w:tblStyle w:val="Table"/>
-        <w:tblW w:type="auto" w:w="0"/>
-        <w:tblLook w:firstRow="1" w:lastRow="0" w:firstColumn="0" w:lastColumn="0" w:noHBand="0" w:noVBand="0" w:val="0020"/>
-      </w:tblPr>
-      <w:tblGrid>
-        <w:gridCol w:w="3960"/>
-        <w:gridCol w:w="3960"/>
-      </w:tblGrid>
-      <w:tr>
-        <w:trPr>
-          <w:tblHeader w:val="on"/>
-        </w:trPr>
-        <w:tc>
-          <w:tcPr/>
-          <w:p>
-            <w:pPr>
-              <w:pStyle w:val="Compact"/>
-            </w:pPr>
-            <w:r>
-              <w:rPr>
-                <w:rFonts w:hint="eastAsia"/>
-              </w:rPr>
-              <w:t xml:space="preserve">模块</w:t>
-            </w:r>
-          </w:p>
-        </w:tc>
-        <w:tc>
-          <w:tcPr/>
-          <w:p>
-            <w:pPr>
-              <w:pStyle w:val="Compact"/>
-            </w:pPr>
-            <w:r>
-              <w:rPr>
-                <w:rFonts w:hint="eastAsia"/>
-              </w:rPr>
-              <w:t xml:space="preserve">最终交付状态</w:t>
-            </w:r>
-          </w:p>
-        </w:tc>
-      </w:tr>
-      <w:tr>
-        <w:tc>
-          <w:tcPr/>
-          <w:p>
-            <w:pPr>
-              <w:pStyle w:val="Compact"/>
-            </w:pPr>
-            <w:r>
-              <w:rPr>
-                <w:rFonts w:hint="eastAsia"/>
-              </w:rPr>
-              <w:t xml:space="preserve">用户问答</w:t>
-            </w:r>
-          </w:p>
-        </w:tc>
-        <w:tc>
-          <w:tcPr/>
-          <w:p>
-            <w:pPr>
-              <w:pStyle w:val="Compact"/>
-            </w:pPr>
-            <w:r>
-              <w:rPr>
-                <w:rFonts w:hint="eastAsia"/>
-              </w:rPr>
-              <w:t xml:space="preserve">支持演示账号登录、样例问答、反馈、历史样例</w:t>
-            </w:r>
-          </w:p>
-        </w:tc>
-      </w:tr>
-      <w:tr>
-        <w:tc>
-          <w:tcPr/>
-          <w:p>
-            <w:pPr>
-              <w:pStyle w:val="Compact"/>
-            </w:pPr>
-            <w:r>
-              <w:rPr>
-                <w:rFonts w:hint="eastAsia"/>
-              </w:rPr>
-              <w:t xml:space="preserve">管理后台</w:t>
-            </w:r>
-          </w:p>
-        </w:tc>
-        <w:tc>
-          <w:tcPr/>
-          <w:p>
-            <w:pPr>
-              <w:pStyle w:val="Compact"/>
-            </w:pPr>
-            <w:r>
-              <w:rPr>
-                <w:rFonts w:hint="eastAsia"/>
-              </w:rPr>
-              <w:t xml:space="preserve">支持知识库样例维护、未命中处理、统计样例查看</w:t>
-            </w:r>
-          </w:p>
-        </w:tc>
-      </w:tr>
-      <w:tr>
-        <w:tc>
-          <w:tcPr/>
-          <w:p>
-            <w:pPr>
-              <w:pStyle w:val="Compact"/>
-            </w:pPr>
-            <w:r>
-              <w:rPr>
-                <w:rFonts w:hint="eastAsia"/>
-              </w:rPr>
-              <w:t xml:space="preserve">安装运行</w:t>
-            </w:r>
-          </w:p>
-        </w:tc>
-        <w:tc>
-          <w:tcPr/>
-          <w:p>
-            <w:pPr>
-              <w:pStyle w:val="Compact"/>
-            </w:pPr>
-            <w:r>
-              <w:rPr>
-                <w:rFonts w:hint="eastAsia"/>
-              </w:rPr>
-              <w:t xml:space="preserve">支持本地后端、用户前端、管理前端启动</w:t>
-            </w:r>
-          </w:p>
-        </w:tc>
-      </w:tr>
-      <w:tr>
-        <w:tc>
-          <w:tcPr/>
-          <w:p>
-            <w:pPr>
-              <w:pStyle w:val="Compact"/>
-            </w:pPr>
-            <w:r>
-              <w:rPr>
-                <w:rFonts w:hint="eastAsia"/>
-              </w:rPr>
-              <w:t xml:space="preserve">部署运维</w:t>
-            </w:r>
-          </w:p>
-        </w:tc>
-        <w:tc>
-          <w:tcPr/>
-          <w:p>
-            <w:pPr>
-              <w:pStyle w:val="Compact"/>
-            </w:pPr>
-            <w:r>
-              <w:rPr>
-                <w:rFonts w:hint="eastAsia"/>
-              </w:rPr>
-              <w:t xml:space="preserve">提供课堂演示环境部署、健康检查、备份、恢复和安全约束</w:t>
-            </w:r>
-          </w:p>
-        </w:tc>
-      </w:tr>
-      <w:tr>
-        <w:tc>
-          <w:tcPr/>
-          <w:p>
-            <w:pPr>
-              <w:pStyle w:val="Compact"/>
-            </w:pPr>
-            <w:r>
-              <w:rPr>
-                <w:rFonts w:hint="eastAsia"/>
-              </w:rPr>
-              <w:t xml:space="preserve">用户说明</w:t>
-            </w:r>
-          </w:p>
-        </w:tc>
-        <w:tc>
-          <w:tcPr/>
-          <w:p>
-            <w:pPr>
-              <w:pStyle w:val="Compact"/>
-            </w:pPr>
-            <w:r>
-              <w:rPr>
-                <w:rFonts w:hint="eastAsia"/>
-              </w:rPr>
-              <w:t xml:space="preserve">按学生、教师、辅导员、管理员、家长延后、访客受限说明</w:t>
-            </w:r>
-          </w:p>
-        </w:tc>
-      </w:tr>
-      <w:tr>
-        <w:tc>
-          <w:tcPr/>
-          <w:p>
-            <w:pPr>
-              <w:pStyle w:val="Compact"/>
-            </w:pPr>
-            <w:r>
-              <w:rPr>
-                <w:rFonts w:hint="eastAsia"/>
-              </w:rPr>
-              <w:t xml:space="preserve">已知问题</w:t>
-            </w:r>
-          </w:p>
-        </w:tc>
-        <w:tc>
-          <w:tcPr/>
-          <w:p>
-            <w:pPr>
-              <w:pStyle w:val="Compact"/>
-            </w:pPr>
-            <w:r>
-              <w:rPr>
-                <w:rFonts w:hint="eastAsia"/>
-              </w:rPr>
-              <w:t xml:space="preserve">已在发布说明、安装手册、操作手册、用户手册和部署运维指南中统一列明</w:t>
-            </w:r>
-          </w:p>
-        </w:tc>
-      </w:tr>
-    </w:tbl>
     <w:bookmarkEnd w:id="23"/>
-    <w:bookmarkStart w:id="24" w:name="X724157e1650c54638b471045f7731acfb2dd4ed"/>
     <w:p>
       <w:pPr>
         <w:pStyle w:val="Heading2"/>
@@ -3795,7 +4311,7 @@
         <w:rPr>
           <w:rFonts w:hint="eastAsia"/>
         </w:rPr>
-        <w:t xml:space="preserve">按安装手册完成本地环境启动。</w:t>
+        <w:t xml:space="preserve">使用教师或辅导员账号完成角色化查询样例。</w:t>
       </w:r>
     </w:p>
     <w:p>
@@ -3810,71 +4326,10 @@
         <w:rPr>
           <w:rFonts w:hint="eastAsia"/>
         </w:rPr>
-        <w:t xml:space="preserve">使用学生账号完成课程、考试、成绩样例查询。</w:t>
-      </w:r>
-    </w:p>
-    <w:p>
-      <w:pPr>
-        <w:pStyle w:val="Compact"/>
-        <w:numPr>
-          <w:ilvl w:val="0"/>
-          <w:numId w:val="1001"/>
-        </w:numPr>
-      </w:pPr>
-      <w:r>
-        <w:rPr>
-          <w:rFonts w:hint="eastAsia"/>
-        </w:rPr>
-        <w:t xml:space="preserve">使用教师或辅导员账号完成角色化查询样例。</w:t>
-      </w:r>
-    </w:p>
-    <w:p>
-      <w:pPr>
-        <w:pStyle w:val="Compact"/>
-        <w:numPr>
-          <w:ilvl w:val="0"/>
-          <w:numId w:val="1001"/>
-        </w:numPr>
-      </w:pPr>
-      <w:r>
-        <w:rPr>
-          <w:rFonts w:hint="eastAsia"/>
-        </w:rPr>
-        <w:t xml:space="preserve">使用管理员账号新增或编辑一条知识库样例。</w:t>
-      </w:r>
-    </w:p>
-    <w:p>
-      <w:pPr>
-        <w:pStyle w:val="Compact"/>
-        <w:numPr>
-          <w:ilvl w:val="0"/>
-          <w:numId w:val="1001"/>
-        </w:numPr>
-      </w:pPr>
-      <w:r>
-        <w:rPr>
-          <w:rFonts w:hint="eastAsia"/>
-        </w:rPr>
-        <w:t xml:space="preserve">提交一次用户反馈并在管理后台查看记录。</w:t>
-      </w:r>
-    </w:p>
-    <w:p>
-      <w:pPr>
-        <w:pStyle w:val="Compact"/>
-        <w:numPr>
-          <w:ilvl w:val="0"/>
-          <w:numId w:val="1001"/>
-        </w:numPr>
-      </w:pPr>
-      <w:r>
-        <w:rPr>
-          <w:rFonts w:hint="eastAsia"/>
-        </w:rPr>
         <w:t xml:space="preserve">查看已知问题清单，确认家长和访客能力不纳入正式验收。</w:t>
       </w:r>
     </w:p>
     <w:bookmarkEnd w:id="24"/>
-    <w:bookmarkStart w:id="25" w:name="v13-最终交付确认"/>
     <w:p>
       <w:pPr>
         <w:pStyle w:val="Heading2"/>
@@ -3889,264 +4344,7 @@
         <w:t xml:space="preserve">最终交付确认</w:t>
       </w:r>
     </w:p>
-    <w:tbl>
-      <w:tblPr>
-        <w:tblStyle w:val="Table"/>
-        <w:tblW w:type="auto" w:w="0"/>
-        <w:tblLook w:firstRow="1" w:lastRow="0" w:firstColumn="0" w:lastColumn="0" w:noHBand="0" w:noVBand="0" w:val="0020"/>
-      </w:tblPr>
-      <w:tblGrid>
-        <w:gridCol w:w="3960"/>
-        <w:gridCol w:w="3960"/>
-      </w:tblGrid>
-      <w:tr>
-        <w:trPr>
-          <w:tblHeader w:val="on"/>
-        </w:trPr>
-        <w:tc>
-          <w:tcPr/>
-          <w:p>
-            <w:pPr>
-              <w:pStyle w:val="Compact"/>
-            </w:pPr>
-            <w:r>
-              <w:rPr>
-                <w:rFonts w:hint="eastAsia"/>
-              </w:rPr>
-              <w:t xml:space="preserve">检查项</w:t>
-            </w:r>
-          </w:p>
-        </w:tc>
-        <w:tc>
-          <w:tcPr/>
-          <w:p>
-            <w:pPr>
-              <w:pStyle w:val="Compact"/>
-            </w:pPr>
-            <w:r>
-              <w:rPr>
-                <w:rFonts w:hint="eastAsia"/>
-              </w:rPr>
-              <w:t xml:space="preserve">结果</w:t>
-            </w:r>
-          </w:p>
-        </w:tc>
-      </w:tr>
-      <w:tr>
-        <w:tc>
-          <w:tcPr/>
-          <w:p>
-            <w:pPr>
-              <w:pStyle w:val="Compact"/>
-            </w:pPr>
-            <w:r>
-              <w:rPr>
-                <w:rFonts w:hint="eastAsia"/>
-              </w:rPr>
-              <w:t xml:space="preserve">统一元信息已补齐</w:t>
-            </w:r>
-          </w:p>
-        </w:tc>
-        <w:tc>
-          <w:tcPr/>
-          <w:p>
-            <w:pPr>
-              <w:pStyle w:val="Compact"/>
-            </w:pPr>
-            <w:r>
-              <w:rPr>
-                <w:rFonts w:hint="eastAsia"/>
-              </w:rPr>
-              <w:t xml:space="preserve">通过</w:t>
-            </w:r>
-          </w:p>
-        </w:tc>
-      </w:tr>
-      <w:tr>
-        <w:tc>
-          <w:tcPr/>
-          <w:p>
-            <w:pPr>
-              <w:pStyle w:val="Compact"/>
-            </w:pPr>
-            <w:r>
-              <w:t xml:space="preserve">V1.0 </w:t>
-            </w:r>
-            <w:r>
-              <w:rPr>
-                <w:rFonts w:hint="eastAsia"/>
-              </w:rPr>
-              <w:t xml:space="preserve">至</w:t>
-            </w:r>
-            <w:r>
-              <w:t xml:space="preserve"> V1.3 </w:t>
-            </w:r>
-            <w:r>
-              <w:rPr>
-                <w:rFonts w:hint="eastAsia"/>
-              </w:rPr>
-              <w:t xml:space="preserve">版本链连续</w:t>
-            </w:r>
-          </w:p>
-        </w:tc>
-        <w:tc>
-          <w:tcPr/>
-          <w:p>
-            <w:pPr>
-              <w:pStyle w:val="Compact"/>
-            </w:pPr>
-            <w:r>
-              <w:rPr>
-                <w:rFonts w:hint="eastAsia"/>
-              </w:rPr>
-              <w:t xml:space="preserve">通过</w:t>
-            </w:r>
-          </w:p>
-        </w:tc>
-      </w:tr>
-      <w:tr>
-        <w:tc>
-          <w:tcPr/>
-          <w:p>
-            <w:pPr>
-              <w:pStyle w:val="Compact"/>
-            </w:pPr>
-            <w:r>
-              <w:rPr>
-                <w:rFonts w:hint="eastAsia"/>
-              </w:rPr>
-              <w:t xml:space="preserve">课程原型/需求工程交付范围已声明</w:t>
-            </w:r>
-          </w:p>
-        </w:tc>
-        <w:tc>
-          <w:tcPr/>
-          <w:p>
-            <w:pPr>
-              <w:pStyle w:val="Compact"/>
-            </w:pPr>
-            <w:r>
-              <w:rPr>
-                <w:rFonts w:hint="eastAsia"/>
-              </w:rPr>
-              <w:t xml:space="preserve">通过</w:t>
-            </w:r>
-          </w:p>
-        </w:tc>
-      </w:tr>
-      <w:tr>
-        <w:tc>
-          <w:tcPr/>
-          <w:p>
-            <w:pPr>
-              <w:pStyle w:val="Compact"/>
-            </w:pPr>
-            <w:r>
-              <w:rPr>
-                <w:rFonts w:hint="eastAsia"/>
-              </w:rPr>
-              <w:t xml:space="preserve">生产上线、7x24、等保、真实接口等夸大表述已收敛</w:t>
-            </w:r>
-          </w:p>
-        </w:tc>
-        <w:tc>
-          <w:tcPr/>
-          <w:p>
-            <w:pPr>
-              <w:pStyle w:val="Compact"/>
-            </w:pPr>
-            <w:r>
-              <w:rPr>
-                <w:rFonts w:hint="eastAsia"/>
-              </w:rPr>
-              <w:t xml:space="preserve">通过</w:t>
-            </w:r>
-          </w:p>
-        </w:tc>
-      </w:tr>
-      <w:tr>
-        <w:tc>
-          <w:tcPr/>
-          <w:p>
-            <w:pPr>
-              <w:pStyle w:val="Compact"/>
-            </w:pPr>
-            <w:r>
-              <w:rPr>
-                <w:rFonts w:hint="eastAsia"/>
-              </w:rPr>
-              <w:t xml:space="preserve">家长/访客能力已标记为延后或受限</w:t>
-            </w:r>
-          </w:p>
-        </w:tc>
-        <w:tc>
-          <w:tcPr/>
-          <w:p>
-            <w:pPr>
-              <w:pStyle w:val="Compact"/>
-            </w:pPr>
-            <w:r>
-              <w:rPr>
-                <w:rFonts w:hint="eastAsia"/>
-              </w:rPr>
-              <w:t xml:space="preserve">通过</w:t>
-            </w:r>
-          </w:p>
-        </w:tc>
-      </w:tr>
-      <w:tr>
-        <w:tc>
-          <w:tcPr/>
-          <w:p>
-            <w:pPr>
-              <w:pStyle w:val="Compact"/>
-            </w:pPr>
-            <w:r>
-              <w:rPr>
-                <w:rFonts w:hint="eastAsia"/>
-              </w:rPr>
-              <w:t xml:space="preserve">运维、安全、已知问题和最终移交说明已补充</w:t>
-            </w:r>
-          </w:p>
-        </w:tc>
-        <w:tc>
-          <w:tcPr/>
-          <w:p>
-            <w:pPr>
-              <w:pStyle w:val="Compact"/>
-            </w:pPr>
-            <w:r>
-              <w:rPr>
-                <w:rFonts w:hint="eastAsia"/>
-              </w:rPr>
-              <w:t xml:space="preserve">通过</w:t>
-            </w:r>
-          </w:p>
-        </w:tc>
-      </w:tr>
-    </w:tbl>
-    <w:p>
-      <w:pPr>
-        <w:pStyle w:val="BodyText"/>
-      </w:pPr>
-      <w:r>
-        <w:rPr>
-          <w:rFonts w:hint="eastAsia"/>
-        </w:rPr>
-        <w:t xml:space="preserve">《软件发布说明(SRN)》V1.3</w:t>
-      </w:r>
-      <w:r>
-        <w:t xml:space="preserve"> </w:t>
-      </w:r>
-      <w:r>
-        <w:rPr>
-          <w:rFonts w:hint="eastAsia"/>
-        </w:rPr>
-        <w:t xml:space="preserve">为最终交付副本。不带版本号的同名正式文件与本版本内容一致，用于课程归档和评审查阅。</w:t>
-      </w:r>
-    </w:p>
     <w:bookmarkEnd w:id="25"/>
-    <w:bookmarkEnd w:id="26"/>
     <w:sectPr>
       <w:footnotePr>
         <w:numRestart w:val="eachSect"/>
